--- a/public/templates/ICR_Format_ICT_2_10_Nods.docx
+++ b/public/templates/ICR_Format_ICT_2_10_Nods.docx
@@ -439,7 +439,15 @@
                 <w:rFonts w:ascii="Bookman Old Style" w:hAnsi="Bookman Old Style"/>
                 <w:sz w:val="20"/>
               </w:rPr>
-              <w:t xml:space="preserve">Make -   ACER                                                Model –  </w:t>
+              <w:t xml:space="preserve">Make -   ACER                                                Model </w:t>
+            </w:r>
+            <w:proofErr w:type="gramStart"/>
+            <w:r>
+              <w:rPr>
+                <w:rFonts w:ascii="Bookman Old Style" w:hAnsi="Bookman Old Style"/>
+                <w:sz w:val="20"/>
+              </w:rPr>
+              <w:t xml:space="preserve">–  </w:t>
             </w:r>
             <w:proofErr w:type="spellStart"/>
             <w:r>
@@ -450,6 +458,7 @@
               <w:t>VeritonX</w:t>
             </w:r>
             <w:proofErr w:type="spellEnd"/>
+            <w:proofErr w:type="gramEnd"/>
             <w:r>
               <w:rPr>
                 <w:rFonts w:ascii="Bookman Old Style" w:hAnsi="Bookman Old Style"/>
@@ -549,9 +558,16 @@
               <w:jc w:val="center"/>
               <w:rPr>
                 <w:rFonts w:ascii="Bookman Old Style" w:hAnsi="Bookman Old Style"/>
-                <w:sz w:val="18"/>
-              </w:rPr>
-            </w:pPr>
+                <w:sz w:val="20"/>
+              </w:rPr>
+            </w:pPr>
+            <w:r>
+              <w:rPr>
+                <w:rFonts w:ascii="Bookman Old Style" w:hAnsi="Bookman Old Style"/>
+                <w:sz w:val="20"/>
+              </w:rPr>
+              <w:t>01</w:t>
+            </w:r>
           </w:p>
         </w:tc>
         <w:tc>
@@ -564,9 +580,16 @@
               <w:jc w:val="center"/>
               <w:rPr>
                 <w:rFonts w:ascii="Bookman Old Style" w:hAnsi="Bookman Old Style"/>
-                <w:sz w:val="18"/>
-              </w:rPr>
-            </w:pPr>
+                <w:sz w:val="20"/>
+              </w:rPr>
+            </w:pPr>
+            <w:r>
+              <w:rPr>
+                <w:rFonts w:ascii="Bookman Old Style" w:hAnsi="Bookman Old Style"/>
+                <w:sz w:val="20"/>
+              </w:rPr>
+              <w:t>01</w:t>
+            </w:r>
           </w:p>
         </w:tc>
         <w:tc>
@@ -579,9 +602,16 @@
               <w:jc w:val="center"/>
               <w:rPr>
                 <w:rFonts w:ascii="Bookman Old Style" w:hAnsi="Bookman Old Style"/>
-                <w:sz w:val="18"/>
-              </w:rPr>
-            </w:pPr>
+                <w:sz w:val="20"/>
+              </w:rPr>
+            </w:pPr>
+            <w:r>
+              <w:rPr>
+                <w:rFonts w:ascii="Bookman Old Style" w:hAnsi="Bookman Old Style"/>
+                <w:sz w:val="20"/>
+              </w:rPr>
+              <w:t>Yes</w:t>
+            </w:r>
           </w:p>
         </w:tc>
         <w:tc>
@@ -594,9 +624,16 @@
               <w:jc w:val="center"/>
               <w:rPr>
                 <w:rFonts w:ascii="Bookman Old Style" w:hAnsi="Bookman Old Style"/>
-                <w:sz w:val="18"/>
-              </w:rPr>
-            </w:pPr>
+                <w:sz w:val="20"/>
+              </w:rPr>
+            </w:pPr>
+            <w:r>
+              <w:rPr>
+                <w:rFonts w:ascii="Bookman Old Style" w:hAnsi="Bookman Old Style"/>
+                <w:sz w:val="20"/>
+              </w:rPr>
+              <w:t>Yes</w:t>
+            </w:r>
           </w:p>
         </w:tc>
       </w:tr>
@@ -689,9 +726,16 @@
               <w:jc w:val="center"/>
               <w:rPr>
                 <w:rFonts w:ascii="Bookman Old Style" w:hAnsi="Bookman Old Style"/>
-                <w:sz w:val="18"/>
-              </w:rPr>
-            </w:pPr>
+                <w:sz w:val="20"/>
+              </w:rPr>
+            </w:pPr>
+            <w:r>
+              <w:rPr>
+                <w:rFonts w:ascii="Bookman Old Style" w:hAnsi="Bookman Old Style"/>
+                <w:sz w:val="20"/>
+              </w:rPr>
+              <w:t>01</w:t>
+            </w:r>
           </w:p>
         </w:tc>
         <w:tc>
@@ -704,9 +748,16 @@
               <w:jc w:val="center"/>
               <w:rPr>
                 <w:rFonts w:ascii="Bookman Old Style" w:hAnsi="Bookman Old Style"/>
-                <w:sz w:val="18"/>
-              </w:rPr>
-            </w:pPr>
+                <w:sz w:val="20"/>
+              </w:rPr>
+            </w:pPr>
+            <w:r>
+              <w:rPr>
+                <w:rFonts w:ascii="Bookman Old Style" w:hAnsi="Bookman Old Style"/>
+                <w:sz w:val="20"/>
+              </w:rPr>
+              <w:t>01</w:t>
+            </w:r>
           </w:p>
         </w:tc>
         <w:tc>
@@ -719,9 +770,16 @@
               <w:jc w:val="center"/>
               <w:rPr>
                 <w:rFonts w:ascii="Bookman Old Style" w:hAnsi="Bookman Old Style"/>
-                <w:sz w:val="18"/>
-              </w:rPr>
-            </w:pPr>
+                <w:sz w:val="20"/>
+              </w:rPr>
+            </w:pPr>
+            <w:r>
+              <w:rPr>
+                <w:rFonts w:ascii="Bookman Old Style" w:hAnsi="Bookman Old Style"/>
+                <w:sz w:val="20"/>
+              </w:rPr>
+              <w:t>Yes</w:t>
+            </w:r>
           </w:p>
         </w:tc>
         <w:tc>
@@ -734,9 +792,16 @@
               <w:jc w:val="center"/>
               <w:rPr>
                 <w:rFonts w:ascii="Bookman Old Style" w:hAnsi="Bookman Old Style"/>
-                <w:sz w:val="18"/>
-              </w:rPr>
-            </w:pPr>
+                <w:sz w:val="20"/>
+              </w:rPr>
+            </w:pPr>
+            <w:r>
+              <w:rPr>
+                <w:rFonts w:ascii="Bookman Old Style" w:hAnsi="Bookman Old Style"/>
+                <w:sz w:val="20"/>
+              </w:rPr>
+              <w:t>Yes</w:t>
+            </w:r>
           </w:p>
         </w:tc>
       </w:tr>
@@ -829,9 +894,16 @@
               <w:jc w:val="center"/>
               <w:rPr>
                 <w:rFonts w:ascii="Bookman Old Style" w:hAnsi="Bookman Old Style"/>
-                <w:sz w:val="18"/>
-              </w:rPr>
-            </w:pPr>
+                <w:sz w:val="20"/>
+              </w:rPr>
+            </w:pPr>
+            <w:r>
+              <w:rPr>
+                <w:rFonts w:ascii="Bookman Old Style" w:hAnsi="Bookman Old Style"/>
+                <w:sz w:val="20"/>
+              </w:rPr>
+              <w:t>01</w:t>
+            </w:r>
           </w:p>
         </w:tc>
         <w:tc>
@@ -844,9 +916,16 @@
               <w:jc w:val="center"/>
               <w:rPr>
                 <w:rFonts w:ascii="Bookman Old Style" w:hAnsi="Bookman Old Style"/>
-                <w:sz w:val="18"/>
-              </w:rPr>
-            </w:pPr>
+                <w:sz w:val="20"/>
+              </w:rPr>
+            </w:pPr>
+            <w:r>
+              <w:rPr>
+                <w:rFonts w:ascii="Bookman Old Style" w:hAnsi="Bookman Old Style"/>
+                <w:sz w:val="20"/>
+              </w:rPr>
+              <w:t>01</w:t>
+            </w:r>
           </w:p>
         </w:tc>
         <w:tc>
@@ -859,9 +938,16 @@
               <w:jc w:val="center"/>
               <w:rPr>
                 <w:rFonts w:ascii="Bookman Old Style" w:hAnsi="Bookman Old Style"/>
-                <w:sz w:val="18"/>
-              </w:rPr>
-            </w:pPr>
+                <w:sz w:val="20"/>
+              </w:rPr>
+            </w:pPr>
+            <w:r>
+              <w:rPr>
+                <w:rFonts w:ascii="Bookman Old Style" w:hAnsi="Bookman Old Style"/>
+                <w:sz w:val="20"/>
+              </w:rPr>
+              <w:t>Yes</w:t>
+            </w:r>
           </w:p>
         </w:tc>
         <w:tc>
@@ -874,9 +960,16 @@
               <w:jc w:val="center"/>
               <w:rPr>
                 <w:rFonts w:ascii="Bookman Old Style" w:hAnsi="Bookman Old Style"/>
-                <w:sz w:val="18"/>
-              </w:rPr>
-            </w:pPr>
+                <w:sz w:val="20"/>
+              </w:rPr>
+            </w:pPr>
+            <w:r>
+              <w:rPr>
+                <w:rFonts w:ascii="Bookman Old Style" w:hAnsi="Bookman Old Style"/>
+                <w:sz w:val="20"/>
+              </w:rPr>
+              <w:t>Yes</w:t>
+            </w:r>
           </w:p>
         </w:tc>
       </w:tr>
@@ -969,9 +1062,16 @@
               <w:jc w:val="center"/>
               <w:rPr>
                 <w:rFonts w:ascii="Bookman Old Style" w:hAnsi="Bookman Old Style"/>
-                <w:sz w:val="18"/>
-              </w:rPr>
-            </w:pPr>
+                <w:sz w:val="20"/>
+              </w:rPr>
+            </w:pPr>
+            <w:r>
+              <w:rPr>
+                <w:rFonts w:ascii="Bookman Old Style" w:hAnsi="Bookman Old Style"/>
+                <w:sz w:val="20"/>
+              </w:rPr>
+              <w:t>01</w:t>
+            </w:r>
           </w:p>
         </w:tc>
         <w:tc>
@@ -984,9 +1084,16 @@
               <w:jc w:val="center"/>
               <w:rPr>
                 <w:rFonts w:ascii="Bookman Old Style" w:hAnsi="Bookman Old Style"/>
-                <w:sz w:val="18"/>
-              </w:rPr>
-            </w:pPr>
+                <w:sz w:val="20"/>
+              </w:rPr>
+            </w:pPr>
+            <w:r>
+              <w:rPr>
+                <w:rFonts w:ascii="Bookman Old Style" w:hAnsi="Bookman Old Style"/>
+                <w:sz w:val="20"/>
+              </w:rPr>
+              <w:t>01</w:t>
+            </w:r>
           </w:p>
         </w:tc>
         <w:tc>
@@ -999,9 +1106,16 @@
               <w:jc w:val="center"/>
               <w:rPr>
                 <w:rFonts w:ascii="Bookman Old Style" w:hAnsi="Bookman Old Style"/>
-                <w:sz w:val="18"/>
-              </w:rPr>
-            </w:pPr>
+                <w:sz w:val="20"/>
+              </w:rPr>
+            </w:pPr>
+            <w:r>
+              <w:rPr>
+                <w:rFonts w:ascii="Bookman Old Style" w:hAnsi="Bookman Old Style"/>
+                <w:sz w:val="20"/>
+              </w:rPr>
+              <w:t>Yes</w:t>
+            </w:r>
           </w:p>
         </w:tc>
         <w:tc>
@@ -1014,9 +1128,16 @@
               <w:jc w:val="center"/>
               <w:rPr>
                 <w:rFonts w:ascii="Bookman Old Style" w:hAnsi="Bookman Old Style"/>
-                <w:sz w:val="18"/>
-              </w:rPr>
-            </w:pPr>
+                <w:sz w:val="20"/>
+              </w:rPr>
+            </w:pPr>
+            <w:r>
+              <w:rPr>
+                <w:rFonts w:ascii="Bookman Old Style" w:hAnsi="Bookman Old Style"/>
+                <w:sz w:val="20"/>
+              </w:rPr>
+              <w:t>Yes</w:t>
+            </w:r>
           </w:p>
         </w:tc>
       </w:tr>
@@ -1109,9 +1230,16 @@
               <w:jc w:val="center"/>
               <w:rPr>
                 <w:rFonts w:ascii="Bookman Old Style" w:hAnsi="Bookman Old Style"/>
-                <w:sz w:val="18"/>
-              </w:rPr>
-            </w:pPr>
+                <w:sz w:val="20"/>
+              </w:rPr>
+            </w:pPr>
+            <w:r>
+              <w:rPr>
+                <w:rFonts w:ascii="Bookman Old Style" w:hAnsi="Bookman Old Style"/>
+                <w:sz w:val="20"/>
+              </w:rPr>
+              <w:t>01</w:t>
+            </w:r>
           </w:p>
         </w:tc>
         <w:tc>
@@ -1124,9 +1252,16 @@
               <w:jc w:val="center"/>
               <w:rPr>
                 <w:rFonts w:ascii="Bookman Old Style" w:hAnsi="Bookman Old Style"/>
-                <w:sz w:val="18"/>
-              </w:rPr>
-            </w:pPr>
+                <w:sz w:val="20"/>
+              </w:rPr>
+            </w:pPr>
+            <w:r>
+              <w:rPr>
+                <w:rFonts w:ascii="Bookman Old Style" w:hAnsi="Bookman Old Style"/>
+                <w:sz w:val="20"/>
+              </w:rPr>
+              <w:t>01</w:t>
+            </w:r>
           </w:p>
         </w:tc>
         <w:tc>
@@ -1139,9 +1274,16 @@
               <w:jc w:val="center"/>
               <w:rPr>
                 <w:rFonts w:ascii="Bookman Old Style" w:hAnsi="Bookman Old Style"/>
-                <w:sz w:val="18"/>
-              </w:rPr>
-            </w:pPr>
+                <w:sz w:val="20"/>
+              </w:rPr>
+            </w:pPr>
+            <w:r>
+              <w:rPr>
+                <w:rFonts w:ascii="Bookman Old Style" w:hAnsi="Bookman Old Style"/>
+                <w:sz w:val="20"/>
+              </w:rPr>
+              <w:t>Yes</w:t>
+            </w:r>
           </w:p>
         </w:tc>
         <w:tc>
@@ -1154,9 +1296,16 @@
               <w:jc w:val="center"/>
               <w:rPr>
                 <w:rFonts w:ascii="Bookman Old Style" w:hAnsi="Bookman Old Style"/>
-                <w:sz w:val="18"/>
-              </w:rPr>
-            </w:pPr>
+                <w:sz w:val="20"/>
+              </w:rPr>
+            </w:pPr>
+            <w:r>
+              <w:rPr>
+                <w:rFonts w:ascii="Bookman Old Style" w:hAnsi="Bookman Old Style"/>
+                <w:sz w:val="20"/>
+              </w:rPr>
+              <w:t>Yes</w:t>
+            </w:r>
           </w:p>
         </w:tc>
       </w:tr>
@@ -1254,9 +1403,16 @@
               <w:jc w:val="center"/>
               <w:rPr>
                 <w:rFonts w:ascii="Bookman Old Style" w:hAnsi="Bookman Old Style"/>
-                <w:sz w:val="18"/>
-              </w:rPr>
-            </w:pPr>
+                <w:sz w:val="20"/>
+              </w:rPr>
+            </w:pPr>
+            <w:r>
+              <w:rPr>
+                <w:rFonts w:ascii="Bookman Old Style" w:hAnsi="Bookman Old Style"/>
+                <w:sz w:val="20"/>
+              </w:rPr>
+              <w:t>01</w:t>
+            </w:r>
           </w:p>
         </w:tc>
         <w:tc>
@@ -1269,9 +1425,16 @@
               <w:jc w:val="center"/>
               <w:rPr>
                 <w:rFonts w:ascii="Bookman Old Style" w:hAnsi="Bookman Old Style"/>
-                <w:sz w:val="18"/>
-              </w:rPr>
-            </w:pPr>
+                <w:sz w:val="20"/>
+              </w:rPr>
+            </w:pPr>
+            <w:r>
+              <w:rPr>
+                <w:rFonts w:ascii="Bookman Old Style" w:hAnsi="Bookman Old Style"/>
+                <w:sz w:val="20"/>
+              </w:rPr>
+              <w:t>01</w:t>
+            </w:r>
           </w:p>
         </w:tc>
         <w:tc>
@@ -1284,9 +1447,16 @@
               <w:jc w:val="center"/>
               <w:rPr>
                 <w:rFonts w:ascii="Bookman Old Style" w:hAnsi="Bookman Old Style"/>
-                <w:sz w:val="18"/>
-              </w:rPr>
-            </w:pPr>
+                <w:sz w:val="20"/>
+              </w:rPr>
+            </w:pPr>
+            <w:r>
+              <w:rPr>
+                <w:rFonts w:ascii="Bookman Old Style" w:hAnsi="Bookman Old Style"/>
+                <w:sz w:val="20"/>
+              </w:rPr>
+              <w:t>Yes</w:t>
+            </w:r>
           </w:p>
         </w:tc>
         <w:tc>
@@ -1299,9 +1469,16 @@
               <w:jc w:val="center"/>
               <w:rPr>
                 <w:rFonts w:ascii="Bookman Old Style" w:hAnsi="Bookman Old Style"/>
-                <w:sz w:val="18"/>
-              </w:rPr>
-            </w:pPr>
+                <w:sz w:val="20"/>
+              </w:rPr>
+            </w:pPr>
+            <w:r>
+              <w:rPr>
+                <w:rFonts w:ascii="Bookman Old Style" w:hAnsi="Bookman Old Style"/>
+                <w:sz w:val="20"/>
+              </w:rPr>
+              <w:t>Yes</w:t>
+            </w:r>
           </w:p>
         </w:tc>
       </w:tr>
@@ -1399,9 +1576,16 @@
               <w:jc w:val="center"/>
               <w:rPr>
                 <w:rFonts w:ascii="Bookman Old Style" w:hAnsi="Bookman Old Style"/>
-                <w:sz w:val="18"/>
-              </w:rPr>
-            </w:pPr>
+                <w:sz w:val="20"/>
+              </w:rPr>
+            </w:pPr>
+            <w:r>
+              <w:rPr>
+                <w:rFonts w:ascii="Bookman Old Style" w:hAnsi="Bookman Old Style"/>
+                <w:sz w:val="20"/>
+              </w:rPr>
+              <w:t>01</w:t>
+            </w:r>
           </w:p>
         </w:tc>
         <w:tc>
@@ -1414,9 +1598,16 @@
               <w:jc w:val="center"/>
               <w:rPr>
                 <w:rFonts w:ascii="Bookman Old Style" w:hAnsi="Bookman Old Style"/>
-                <w:sz w:val="18"/>
-              </w:rPr>
-            </w:pPr>
+                <w:sz w:val="20"/>
+              </w:rPr>
+            </w:pPr>
+            <w:r>
+              <w:rPr>
+                <w:rFonts w:ascii="Bookman Old Style" w:hAnsi="Bookman Old Style"/>
+                <w:sz w:val="20"/>
+              </w:rPr>
+              <w:t>01</w:t>
+            </w:r>
           </w:p>
         </w:tc>
         <w:tc>
@@ -1429,9 +1620,16 @@
               <w:jc w:val="center"/>
               <w:rPr>
                 <w:rFonts w:ascii="Bookman Old Style" w:hAnsi="Bookman Old Style"/>
-                <w:sz w:val="18"/>
-              </w:rPr>
-            </w:pPr>
+                <w:sz w:val="20"/>
+              </w:rPr>
+            </w:pPr>
+            <w:r>
+              <w:rPr>
+                <w:rFonts w:ascii="Bookman Old Style" w:hAnsi="Bookman Old Style"/>
+                <w:sz w:val="20"/>
+              </w:rPr>
+              <w:t>Yes</w:t>
+            </w:r>
           </w:p>
         </w:tc>
         <w:tc>
@@ -1444,9 +1642,16 @@
               <w:jc w:val="center"/>
               <w:rPr>
                 <w:rFonts w:ascii="Bookman Old Style" w:hAnsi="Bookman Old Style"/>
-                <w:sz w:val="18"/>
-              </w:rPr>
-            </w:pPr>
+                <w:sz w:val="20"/>
+              </w:rPr>
+            </w:pPr>
+            <w:r>
+              <w:rPr>
+                <w:rFonts w:ascii="Bookman Old Style" w:hAnsi="Bookman Old Style"/>
+                <w:sz w:val="20"/>
+              </w:rPr>
+              <w:t>Yes</w:t>
+            </w:r>
           </w:p>
         </w:tc>
       </w:tr>
@@ -1544,9 +1749,16 @@
               <w:jc w:val="center"/>
               <w:rPr>
                 <w:rFonts w:ascii="Bookman Old Style" w:hAnsi="Bookman Old Style"/>
-                <w:sz w:val="18"/>
-              </w:rPr>
-            </w:pPr>
+                <w:sz w:val="20"/>
+              </w:rPr>
+            </w:pPr>
+            <w:r>
+              <w:rPr>
+                <w:rFonts w:ascii="Bookman Old Style" w:hAnsi="Bookman Old Style"/>
+                <w:sz w:val="20"/>
+              </w:rPr>
+              <w:t>01</w:t>
+            </w:r>
           </w:p>
         </w:tc>
         <w:tc>
@@ -1559,9 +1771,16 @@
               <w:jc w:val="center"/>
               <w:rPr>
                 <w:rFonts w:ascii="Bookman Old Style" w:hAnsi="Bookman Old Style"/>
-                <w:sz w:val="18"/>
-              </w:rPr>
-            </w:pPr>
+                <w:sz w:val="20"/>
+              </w:rPr>
+            </w:pPr>
+            <w:r>
+              <w:rPr>
+                <w:rFonts w:ascii="Bookman Old Style" w:hAnsi="Bookman Old Style"/>
+                <w:sz w:val="20"/>
+              </w:rPr>
+              <w:t>01</w:t>
+            </w:r>
           </w:p>
         </w:tc>
         <w:tc>
@@ -1574,9 +1793,16 @@
               <w:jc w:val="center"/>
               <w:rPr>
                 <w:rFonts w:ascii="Bookman Old Style" w:hAnsi="Bookman Old Style"/>
-                <w:sz w:val="18"/>
-              </w:rPr>
-            </w:pPr>
+                <w:sz w:val="20"/>
+              </w:rPr>
+            </w:pPr>
+            <w:r>
+              <w:rPr>
+                <w:rFonts w:ascii="Bookman Old Style" w:hAnsi="Bookman Old Style"/>
+                <w:sz w:val="20"/>
+              </w:rPr>
+              <w:t>Yes</w:t>
+            </w:r>
           </w:p>
         </w:tc>
         <w:tc>
@@ -1589,9 +1815,16 @@
               <w:jc w:val="center"/>
               <w:rPr>
                 <w:rFonts w:ascii="Bookman Old Style" w:hAnsi="Bookman Old Style"/>
-                <w:sz w:val="18"/>
-              </w:rPr>
-            </w:pPr>
+                <w:sz w:val="20"/>
+              </w:rPr>
+            </w:pPr>
+            <w:r>
+              <w:rPr>
+                <w:rFonts w:ascii="Bookman Old Style" w:hAnsi="Bookman Old Style"/>
+                <w:sz w:val="20"/>
+              </w:rPr>
+              <w:t>Yes</w:t>
+            </w:r>
           </w:p>
         </w:tc>
       </w:tr>
@@ -1689,9 +1922,16 @@
               <w:jc w:val="center"/>
               <w:rPr>
                 <w:rFonts w:ascii="Bookman Old Style" w:hAnsi="Bookman Old Style"/>
-                <w:sz w:val="18"/>
-              </w:rPr>
-            </w:pPr>
+                <w:sz w:val="20"/>
+              </w:rPr>
+            </w:pPr>
+            <w:r>
+              <w:rPr>
+                <w:rFonts w:ascii="Bookman Old Style" w:hAnsi="Bookman Old Style"/>
+                <w:sz w:val="20"/>
+              </w:rPr>
+              <w:t>01</w:t>
+            </w:r>
           </w:p>
         </w:tc>
         <w:tc>
@@ -1704,9 +1944,16 @@
               <w:jc w:val="center"/>
               <w:rPr>
                 <w:rFonts w:ascii="Bookman Old Style" w:hAnsi="Bookman Old Style"/>
-                <w:sz w:val="18"/>
-              </w:rPr>
-            </w:pPr>
+                <w:sz w:val="20"/>
+              </w:rPr>
+            </w:pPr>
+            <w:r>
+              <w:rPr>
+                <w:rFonts w:ascii="Bookman Old Style" w:hAnsi="Bookman Old Style"/>
+                <w:sz w:val="20"/>
+              </w:rPr>
+              <w:t>01</w:t>
+            </w:r>
           </w:p>
         </w:tc>
         <w:tc>
@@ -1719,9 +1966,16 @@
               <w:jc w:val="center"/>
               <w:rPr>
                 <w:rFonts w:ascii="Bookman Old Style" w:hAnsi="Bookman Old Style"/>
-                <w:sz w:val="18"/>
-              </w:rPr>
-            </w:pPr>
+                <w:sz w:val="20"/>
+              </w:rPr>
+            </w:pPr>
+            <w:r>
+              <w:rPr>
+                <w:rFonts w:ascii="Bookman Old Style" w:hAnsi="Bookman Old Style"/>
+                <w:sz w:val="20"/>
+              </w:rPr>
+              <w:t>Yes</w:t>
+            </w:r>
           </w:p>
         </w:tc>
         <w:tc>
@@ -1734,9 +1988,16 @@
               <w:jc w:val="center"/>
               <w:rPr>
                 <w:rFonts w:ascii="Bookman Old Style" w:hAnsi="Bookman Old Style"/>
-                <w:sz w:val="18"/>
-              </w:rPr>
-            </w:pPr>
+                <w:sz w:val="20"/>
+              </w:rPr>
+            </w:pPr>
+            <w:r>
+              <w:rPr>
+                <w:rFonts w:ascii="Bookman Old Style" w:hAnsi="Bookman Old Style"/>
+                <w:sz w:val="20"/>
+              </w:rPr>
+              <w:t>Yes</w:t>
+            </w:r>
           </w:p>
         </w:tc>
       </w:tr>
@@ -1837,9 +2098,16 @@
               <w:jc w:val="center"/>
               <w:rPr>
                 <w:rFonts w:ascii="Bookman Old Style" w:hAnsi="Bookman Old Style"/>
-                <w:sz w:val="18"/>
-              </w:rPr>
-            </w:pPr>
+                <w:sz w:val="20"/>
+              </w:rPr>
+            </w:pPr>
+            <w:r>
+              <w:rPr>
+                <w:rFonts w:ascii="Bookman Old Style" w:hAnsi="Bookman Old Style"/>
+                <w:sz w:val="20"/>
+              </w:rPr>
+              <w:t>01</w:t>
+            </w:r>
           </w:p>
         </w:tc>
         <w:tc>
@@ -1852,9 +2120,16 @@
               <w:jc w:val="center"/>
               <w:rPr>
                 <w:rFonts w:ascii="Bookman Old Style" w:hAnsi="Bookman Old Style"/>
-                <w:sz w:val="18"/>
-              </w:rPr>
-            </w:pPr>
+                <w:sz w:val="20"/>
+              </w:rPr>
+            </w:pPr>
+            <w:r>
+              <w:rPr>
+                <w:rFonts w:ascii="Bookman Old Style" w:hAnsi="Bookman Old Style"/>
+                <w:sz w:val="20"/>
+              </w:rPr>
+              <w:t>01</w:t>
+            </w:r>
           </w:p>
         </w:tc>
         <w:tc>
@@ -1867,9 +2142,16 @@
               <w:jc w:val="center"/>
               <w:rPr>
                 <w:rFonts w:ascii="Bookman Old Style" w:hAnsi="Bookman Old Style"/>
-                <w:sz w:val="18"/>
-              </w:rPr>
-            </w:pPr>
+                <w:sz w:val="20"/>
+              </w:rPr>
+            </w:pPr>
+            <w:r>
+              <w:rPr>
+                <w:rFonts w:ascii="Bookman Old Style" w:hAnsi="Bookman Old Style"/>
+                <w:sz w:val="20"/>
+              </w:rPr>
+              <w:t>Yes</w:t>
+            </w:r>
           </w:p>
         </w:tc>
         <w:tc>
@@ -1882,9 +2164,16 @@
               <w:jc w:val="center"/>
               <w:rPr>
                 <w:rFonts w:ascii="Bookman Old Style" w:hAnsi="Bookman Old Style"/>
-                <w:sz w:val="18"/>
-              </w:rPr>
-            </w:pPr>
+                <w:sz w:val="20"/>
+              </w:rPr>
+            </w:pPr>
+            <w:r>
+              <w:rPr>
+                <w:rFonts w:ascii="Bookman Old Style" w:hAnsi="Bookman Old Style"/>
+                <w:sz w:val="20"/>
+              </w:rPr>
+              <w:t>Yes</w:t>
+            </w:r>
           </w:p>
         </w:tc>
       </w:tr>
@@ -2036,9 +2325,16 @@
               <w:jc w:val="center"/>
               <w:rPr>
                 <w:rFonts w:ascii="Bookman Old Style" w:hAnsi="Bookman Old Style"/>
-                <w:sz w:val="18"/>
-              </w:rPr>
-            </w:pPr>
+                <w:sz w:val="20"/>
+              </w:rPr>
+            </w:pPr>
+            <w:r>
+              <w:rPr>
+                <w:rFonts w:ascii="Bookman Old Style" w:hAnsi="Bookman Old Style"/>
+                <w:sz w:val="20"/>
+              </w:rPr>
+              <w:t>01</w:t>
+            </w:r>
           </w:p>
         </w:tc>
         <w:tc>
@@ -2051,9 +2347,16 @@
               <w:jc w:val="center"/>
               <w:rPr>
                 <w:rFonts w:ascii="Bookman Old Style" w:hAnsi="Bookman Old Style"/>
-                <w:sz w:val="18"/>
-              </w:rPr>
-            </w:pPr>
+                <w:sz w:val="20"/>
+              </w:rPr>
+            </w:pPr>
+            <w:r>
+              <w:rPr>
+                <w:rFonts w:ascii="Bookman Old Style" w:hAnsi="Bookman Old Style"/>
+                <w:sz w:val="20"/>
+              </w:rPr>
+              <w:t>01</w:t>
+            </w:r>
           </w:p>
         </w:tc>
         <w:tc>
@@ -2066,9 +2369,16 @@
               <w:jc w:val="center"/>
               <w:rPr>
                 <w:rFonts w:ascii="Bookman Old Style" w:hAnsi="Bookman Old Style"/>
-                <w:sz w:val="18"/>
-              </w:rPr>
-            </w:pPr>
+                <w:sz w:val="20"/>
+              </w:rPr>
+            </w:pPr>
+            <w:r>
+              <w:rPr>
+                <w:rFonts w:ascii="Bookman Old Style" w:hAnsi="Bookman Old Style"/>
+                <w:sz w:val="20"/>
+              </w:rPr>
+              <w:t>Yes</w:t>
+            </w:r>
           </w:p>
         </w:tc>
         <w:tc>
@@ -2081,9 +2391,16 @@
               <w:jc w:val="center"/>
               <w:rPr>
                 <w:rFonts w:ascii="Bookman Old Style" w:hAnsi="Bookman Old Style"/>
-                <w:sz w:val="18"/>
-              </w:rPr>
-            </w:pPr>
+                <w:sz w:val="20"/>
+              </w:rPr>
+            </w:pPr>
+            <w:r>
+              <w:rPr>
+                <w:rFonts w:ascii="Bookman Old Style" w:hAnsi="Bookman Old Style"/>
+                <w:sz w:val="20"/>
+              </w:rPr>
+              <w:t>Yes</w:t>
+            </w:r>
           </w:p>
         </w:tc>
       </w:tr>
@@ -2181,9 +2498,16 @@
               <w:jc w:val="center"/>
               <w:rPr>
                 <w:rFonts w:ascii="Bookman Old Style" w:hAnsi="Bookman Old Style"/>
-                <w:sz w:val="18"/>
-              </w:rPr>
-            </w:pPr>
+                <w:sz w:val="20"/>
+              </w:rPr>
+            </w:pPr>
+            <w:r>
+              <w:rPr>
+                <w:rFonts w:ascii="Bookman Old Style" w:hAnsi="Bookman Old Style"/>
+                <w:sz w:val="20"/>
+              </w:rPr>
+              <w:t>01</w:t>
+            </w:r>
           </w:p>
         </w:tc>
         <w:tc>
@@ -2196,9 +2520,16 @@
               <w:jc w:val="center"/>
               <w:rPr>
                 <w:rFonts w:ascii="Bookman Old Style" w:hAnsi="Bookman Old Style"/>
-                <w:sz w:val="18"/>
-              </w:rPr>
-            </w:pPr>
+                <w:sz w:val="20"/>
+              </w:rPr>
+            </w:pPr>
+            <w:r>
+              <w:rPr>
+                <w:rFonts w:ascii="Bookman Old Style" w:hAnsi="Bookman Old Style"/>
+                <w:sz w:val="20"/>
+              </w:rPr>
+              <w:t>01</w:t>
+            </w:r>
           </w:p>
         </w:tc>
         <w:tc>
@@ -2211,9 +2542,16 @@
               <w:jc w:val="center"/>
               <w:rPr>
                 <w:rFonts w:ascii="Bookman Old Style" w:hAnsi="Bookman Old Style"/>
-                <w:sz w:val="18"/>
-              </w:rPr>
-            </w:pPr>
+                <w:sz w:val="20"/>
+              </w:rPr>
+            </w:pPr>
+            <w:r>
+              <w:rPr>
+                <w:rFonts w:ascii="Bookman Old Style" w:hAnsi="Bookman Old Style"/>
+                <w:sz w:val="20"/>
+              </w:rPr>
+              <w:t>Yes</w:t>
+            </w:r>
           </w:p>
         </w:tc>
         <w:tc>
@@ -2226,9 +2564,16 @@
               <w:jc w:val="center"/>
               <w:rPr>
                 <w:rFonts w:ascii="Bookman Old Style" w:hAnsi="Bookman Old Style"/>
-                <w:sz w:val="18"/>
-              </w:rPr>
-            </w:pPr>
+                <w:sz w:val="20"/>
+              </w:rPr>
+            </w:pPr>
+            <w:r>
+              <w:rPr>
+                <w:rFonts w:ascii="Bookman Old Style" w:hAnsi="Bookman Old Style"/>
+                <w:sz w:val="20"/>
+              </w:rPr>
+              <w:t>Yes</w:t>
+            </w:r>
           </w:p>
         </w:tc>
       </w:tr>
@@ -2326,9 +2671,16 @@
               <w:jc w:val="center"/>
               <w:rPr>
                 <w:rFonts w:ascii="Bookman Old Style" w:hAnsi="Bookman Old Style"/>
-                <w:sz w:val="18"/>
-              </w:rPr>
-            </w:pPr>
+                <w:sz w:val="20"/>
+              </w:rPr>
+            </w:pPr>
+            <w:r>
+              <w:rPr>
+                <w:rFonts w:ascii="Bookman Old Style" w:hAnsi="Bookman Old Style"/>
+                <w:sz w:val="20"/>
+              </w:rPr>
+              <w:t>01</w:t>
+            </w:r>
           </w:p>
         </w:tc>
         <w:tc>
@@ -2341,9 +2693,16 @@
               <w:jc w:val="center"/>
               <w:rPr>
                 <w:rFonts w:ascii="Bookman Old Style" w:hAnsi="Bookman Old Style"/>
-                <w:sz w:val="18"/>
-              </w:rPr>
-            </w:pPr>
+                <w:sz w:val="20"/>
+              </w:rPr>
+            </w:pPr>
+            <w:r>
+              <w:rPr>
+                <w:rFonts w:ascii="Bookman Old Style" w:hAnsi="Bookman Old Style"/>
+                <w:sz w:val="20"/>
+              </w:rPr>
+              <w:t>01</w:t>
+            </w:r>
           </w:p>
         </w:tc>
         <w:tc>
@@ -2356,9 +2715,16 @@
               <w:jc w:val="center"/>
               <w:rPr>
                 <w:rFonts w:ascii="Bookman Old Style" w:hAnsi="Bookman Old Style"/>
-                <w:sz w:val="18"/>
-              </w:rPr>
-            </w:pPr>
+                <w:sz w:val="20"/>
+              </w:rPr>
+            </w:pPr>
+            <w:r>
+              <w:rPr>
+                <w:rFonts w:ascii="Bookman Old Style" w:hAnsi="Bookman Old Style"/>
+                <w:sz w:val="20"/>
+              </w:rPr>
+              <w:t>Yes</w:t>
+            </w:r>
           </w:p>
         </w:tc>
         <w:tc>
@@ -2371,9 +2737,16 @@
               <w:jc w:val="center"/>
               <w:rPr>
                 <w:rFonts w:ascii="Bookman Old Style" w:hAnsi="Bookman Old Style"/>
-                <w:sz w:val="18"/>
-              </w:rPr>
-            </w:pPr>
+                <w:sz w:val="20"/>
+              </w:rPr>
+            </w:pPr>
+            <w:r>
+              <w:rPr>
+                <w:rFonts w:ascii="Bookman Old Style" w:hAnsi="Bookman Old Style"/>
+                <w:sz w:val="20"/>
+              </w:rPr>
+              <w:t>Yes</w:t>
+            </w:r>
           </w:p>
         </w:tc>
       </w:tr>
@@ -2471,9 +2844,16 @@
               <w:jc w:val="center"/>
               <w:rPr>
                 <w:rFonts w:ascii="Bookman Old Style" w:hAnsi="Bookman Old Style"/>
-                <w:sz w:val="18"/>
-              </w:rPr>
-            </w:pPr>
+                <w:sz w:val="20"/>
+              </w:rPr>
+            </w:pPr>
+            <w:r>
+              <w:rPr>
+                <w:rFonts w:ascii="Bookman Old Style" w:hAnsi="Bookman Old Style"/>
+                <w:sz w:val="20"/>
+              </w:rPr>
+              <w:t>01</w:t>
+            </w:r>
           </w:p>
         </w:tc>
         <w:tc>
@@ -2486,9 +2866,16 @@
               <w:jc w:val="center"/>
               <w:rPr>
                 <w:rFonts w:ascii="Bookman Old Style" w:hAnsi="Bookman Old Style"/>
-                <w:sz w:val="18"/>
-              </w:rPr>
-            </w:pPr>
+                <w:sz w:val="20"/>
+              </w:rPr>
+            </w:pPr>
+            <w:r>
+              <w:rPr>
+                <w:rFonts w:ascii="Bookman Old Style" w:hAnsi="Bookman Old Style"/>
+                <w:sz w:val="20"/>
+              </w:rPr>
+              <w:t>01</w:t>
+            </w:r>
           </w:p>
         </w:tc>
         <w:tc>
@@ -2501,9 +2888,16 @@
               <w:jc w:val="center"/>
               <w:rPr>
                 <w:rFonts w:ascii="Bookman Old Style" w:hAnsi="Bookman Old Style"/>
-                <w:sz w:val="18"/>
-              </w:rPr>
-            </w:pPr>
+                <w:sz w:val="20"/>
+              </w:rPr>
+            </w:pPr>
+            <w:r>
+              <w:rPr>
+                <w:rFonts w:ascii="Bookman Old Style" w:hAnsi="Bookman Old Style"/>
+                <w:sz w:val="20"/>
+              </w:rPr>
+              <w:t>Yes</w:t>
+            </w:r>
           </w:p>
         </w:tc>
         <w:tc>
@@ -2516,9 +2910,16 @@
               <w:jc w:val="center"/>
               <w:rPr>
                 <w:rFonts w:ascii="Bookman Old Style" w:hAnsi="Bookman Old Style"/>
-                <w:sz w:val="18"/>
-              </w:rPr>
-            </w:pPr>
+                <w:sz w:val="20"/>
+              </w:rPr>
+            </w:pPr>
+            <w:r>
+              <w:rPr>
+                <w:rFonts w:ascii="Bookman Old Style" w:hAnsi="Bookman Old Style"/>
+                <w:sz w:val="20"/>
+              </w:rPr>
+              <w:t>Yes</w:t>
+            </w:r>
           </w:p>
         </w:tc>
       </w:tr>
@@ -2616,9 +3017,16 @@
               <w:jc w:val="center"/>
               <w:rPr>
                 <w:rFonts w:ascii="Bookman Old Style" w:hAnsi="Bookman Old Style"/>
-                <w:sz w:val="18"/>
-              </w:rPr>
-            </w:pPr>
+                <w:sz w:val="20"/>
+              </w:rPr>
+            </w:pPr>
+            <w:r>
+              <w:rPr>
+                <w:rFonts w:ascii="Bookman Old Style" w:hAnsi="Bookman Old Style"/>
+                <w:sz w:val="20"/>
+              </w:rPr>
+              <w:t>01</w:t>
+            </w:r>
           </w:p>
         </w:tc>
         <w:tc>
@@ -2631,9 +3039,16 @@
               <w:jc w:val="center"/>
               <w:rPr>
                 <w:rFonts w:ascii="Bookman Old Style" w:hAnsi="Bookman Old Style"/>
-                <w:sz w:val="18"/>
-              </w:rPr>
-            </w:pPr>
+                <w:sz w:val="20"/>
+              </w:rPr>
+            </w:pPr>
+            <w:r>
+              <w:rPr>
+                <w:rFonts w:ascii="Bookman Old Style" w:hAnsi="Bookman Old Style"/>
+                <w:sz w:val="20"/>
+              </w:rPr>
+              <w:t>01</w:t>
+            </w:r>
           </w:p>
         </w:tc>
         <w:tc>
@@ -2646,9 +3061,16 @@
               <w:jc w:val="center"/>
               <w:rPr>
                 <w:rFonts w:ascii="Bookman Old Style" w:hAnsi="Bookman Old Style"/>
-                <w:sz w:val="18"/>
-              </w:rPr>
-            </w:pPr>
+                <w:sz w:val="20"/>
+              </w:rPr>
+            </w:pPr>
+            <w:r>
+              <w:rPr>
+                <w:rFonts w:ascii="Bookman Old Style" w:hAnsi="Bookman Old Style"/>
+                <w:sz w:val="20"/>
+              </w:rPr>
+              <w:t>Yes</w:t>
+            </w:r>
           </w:p>
         </w:tc>
         <w:tc>
@@ -2661,9 +3083,16 @@
               <w:jc w:val="center"/>
               <w:rPr>
                 <w:rFonts w:ascii="Bookman Old Style" w:hAnsi="Bookman Old Style"/>
-                <w:sz w:val="18"/>
-              </w:rPr>
-            </w:pPr>
+                <w:sz w:val="20"/>
+              </w:rPr>
+            </w:pPr>
+            <w:r>
+              <w:rPr>
+                <w:rFonts w:ascii="Bookman Old Style" w:hAnsi="Bookman Old Style"/>
+                <w:sz w:val="20"/>
+              </w:rPr>
+              <w:t>Yes</w:t>
+            </w:r>
           </w:p>
         </w:tc>
       </w:tr>
@@ -2761,9 +3190,16 @@
               <w:jc w:val="center"/>
               <w:rPr>
                 <w:rFonts w:ascii="Bookman Old Style" w:hAnsi="Bookman Old Style"/>
-                <w:sz w:val="18"/>
-              </w:rPr>
-            </w:pPr>
+                <w:sz w:val="20"/>
+              </w:rPr>
+            </w:pPr>
+            <w:r>
+              <w:rPr>
+                <w:rFonts w:ascii="Bookman Old Style" w:hAnsi="Bookman Old Style"/>
+                <w:sz w:val="20"/>
+              </w:rPr>
+              <w:t>01</w:t>
+            </w:r>
           </w:p>
         </w:tc>
         <w:tc>
@@ -2776,9 +3212,16 @@
               <w:jc w:val="center"/>
               <w:rPr>
                 <w:rFonts w:ascii="Bookman Old Style" w:hAnsi="Bookman Old Style"/>
-                <w:sz w:val="18"/>
-              </w:rPr>
-            </w:pPr>
+                <w:sz w:val="20"/>
+              </w:rPr>
+            </w:pPr>
+            <w:r>
+              <w:rPr>
+                <w:rFonts w:ascii="Bookman Old Style" w:hAnsi="Bookman Old Style"/>
+                <w:sz w:val="20"/>
+              </w:rPr>
+              <w:t>01</w:t>
+            </w:r>
           </w:p>
         </w:tc>
         <w:tc>
@@ -2791,9 +3234,16 @@
               <w:jc w:val="center"/>
               <w:rPr>
                 <w:rFonts w:ascii="Bookman Old Style" w:hAnsi="Bookman Old Style"/>
-                <w:sz w:val="18"/>
-              </w:rPr>
-            </w:pPr>
+                <w:sz w:val="20"/>
+              </w:rPr>
+            </w:pPr>
+            <w:r>
+              <w:rPr>
+                <w:rFonts w:ascii="Bookman Old Style" w:hAnsi="Bookman Old Style"/>
+                <w:sz w:val="20"/>
+              </w:rPr>
+              <w:t>Yes</w:t>
+            </w:r>
           </w:p>
         </w:tc>
         <w:tc>
@@ -2806,9 +3256,16 @@
               <w:jc w:val="center"/>
               <w:rPr>
                 <w:rFonts w:ascii="Bookman Old Style" w:hAnsi="Bookman Old Style"/>
-                <w:sz w:val="18"/>
-              </w:rPr>
-            </w:pPr>
+                <w:sz w:val="20"/>
+              </w:rPr>
+            </w:pPr>
+            <w:r>
+              <w:rPr>
+                <w:rFonts w:ascii="Bookman Old Style" w:hAnsi="Bookman Old Style"/>
+                <w:sz w:val="20"/>
+              </w:rPr>
+              <w:t>Yes</w:t>
+            </w:r>
           </w:p>
         </w:tc>
       </w:tr>
@@ -2906,9 +3363,16 @@
               <w:jc w:val="center"/>
               <w:rPr>
                 <w:rFonts w:ascii="Bookman Old Style" w:hAnsi="Bookman Old Style"/>
-                <w:sz w:val="18"/>
-              </w:rPr>
-            </w:pPr>
+                <w:sz w:val="20"/>
+              </w:rPr>
+            </w:pPr>
+            <w:r>
+              <w:rPr>
+                <w:rFonts w:ascii="Bookman Old Style" w:hAnsi="Bookman Old Style"/>
+                <w:sz w:val="20"/>
+              </w:rPr>
+              <w:t>01</w:t>
+            </w:r>
           </w:p>
         </w:tc>
         <w:tc>
@@ -2921,9 +3385,16 @@
               <w:jc w:val="center"/>
               <w:rPr>
                 <w:rFonts w:ascii="Bookman Old Style" w:hAnsi="Bookman Old Style"/>
-                <w:sz w:val="18"/>
-              </w:rPr>
-            </w:pPr>
+                <w:sz w:val="20"/>
+              </w:rPr>
+            </w:pPr>
+            <w:r>
+              <w:rPr>
+                <w:rFonts w:ascii="Bookman Old Style" w:hAnsi="Bookman Old Style"/>
+                <w:sz w:val="20"/>
+              </w:rPr>
+              <w:t>01</w:t>
+            </w:r>
           </w:p>
         </w:tc>
         <w:tc>
@@ -2936,9 +3407,16 @@
               <w:jc w:val="center"/>
               <w:rPr>
                 <w:rFonts w:ascii="Bookman Old Style" w:hAnsi="Bookman Old Style"/>
-                <w:sz w:val="18"/>
-              </w:rPr>
-            </w:pPr>
+                <w:sz w:val="20"/>
+              </w:rPr>
+            </w:pPr>
+            <w:r>
+              <w:rPr>
+                <w:rFonts w:ascii="Bookman Old Style" w:hAnsi="Bookman Old Style"/>
+                <w:sz w:val="20"/>
+              </w:rPr>
+              <w:t>Yes</w:t>
+            </w:r>
           </w:p>
         </w:tc>
         <w:tc>
@@ -2951,9 +3429,16 @@
               <w:jc w:val="center"/>
               <w:rPr>
                 <w:rFonts w:ascii="Bookman Old Style" w:hAnsi="Bookman Old Style"/>
-                <w:sz w:val="18"/>
-              </w:rPr>
-            </w:pPr>
+                <w:sz w:val="20"/>
+              </w:rPr>
+            </w:pPr>
+            <w:r>
+              <w:rPr>
+                <w:rFonts w:ascii="Bookman Old Style" w:hAnsi="Bookman Old Style"/>
+                <w:sz w:val="20"/>
+              </w:rPr>
+              <w:t>Yes</w:t>
+            </w:r>
           </w:p>
         </w:tc>
       </w:tr>
@@ -3051,9 +3536,16 @@
               <w:jc w:val="center"/>
               <w:rPr>
                 <w:rFonts w:ascii="Bookman Old Style" w:hAnsi="Bookman Old Style"/>
-                <w:sz w:val="18"/>
-              </w:rPr>
-            </w:pPr>
+                <w:sz w:val="20"/>
+              </w:rPr>
+            </w:pPr>
+            <w:r>
+              <w:rPr>
+                <w:rFonts w:ascii="Bookman Old Style" w:hAnsi="Bookman Old Style"/>
+                <w:sz w:val="20"/>
+              </w:rPr>
+              <w:t>01</w:t>
+            </w:r>
           </w:p>
         </w:tc>
         <w:tc>
@@ -3066,9 +3558,16 @@
               <w:jc w:val="center"/>
               <w:rPr>
                 <w:rFonts w:ascii="Bookman Old Style" w:hAnsi="Bookman Old Style"/>
-                <w:sz w:val="18"/>
-              </w:rPr>
-            </w:pPr>
+                <w:sz w:val="20"/>
+              </w:rPr>
+            </w:pPr>
+            <w:r>
+              <w:rPr>
+                <w:rFonts w:ascii="Bookman Old Style" w:hAnsi="Bookman Old Style"/>
+                <w:sz w:val="20"/>
+              </w:rPr>
+              <w:t>01</w:t>
+            </w:r>
           </w:p>
         </w:tc>
         <w:tc>
@@ -3081,9 +3580,16 @@
               <w:jc w:val="center"/>
               <w:rPr>
                 <w:rFonts w:ascii="Bookman Old Style" w:hAnsi="Bookman Old Style"/>
-                <w:sz w:val="18"/>
-              </w:rPr>
-            </w:pPr>
+                <w:sz w:val="20"/>
+              </w:rPr>
+            </w:pPr>
+            <w:r>
+              <w:rPr>
+                <w:rFonts w:ascii="Bookman Old Style" w:hAnsi="Bookman Old Style"/>
+                <w:sz w:val="20"/>
+              </w:rPr>
+              <w:t>Yes</w:t>
+            </w:r>
           </w:p>
         </w:tc>
         <w:tc>
@@ -3096,9 +3602,16 @@
               <w:jc w:val="center"/>
               <w:rPr>
                 <w:rFonts w:ascii="Bookman Old Style" w:hAnsi="Bookman Old Style"/>
-                <w:sz w:val="18"/>
-              </w:rPr>
-            </w:pPr>
+                <w:sz w:val="20"/>
+              </w:rPr>
+            </w:pPr>
+            <w:r>
+              <w:rPr>
+                <w:rFonts w:ascii="Bookman Old Style" w:hAnsi="Bookman Old Style"/>
+                <w:sz w:val="20"/>
+              </w:rPr>
+              <w:t>Yes</w:t>
+            </w:r>
           </w:p>
         </w:tc>
       </w:tr>
@@ -3196,9 +3709,16 @@
               <w:jc w:val="center"/>
               <w:rPr>
                 <w:rFonts w:ascii="Bookman Old Style" w:hAnsi="Bookman Old Style"/>
-                <w:sz w:val="18"/>
-              </w:rPr>
-            </w:pPr>
+                <w:sz w:val="20"/>
+              </w:rPr>
+            </w:pPr>
+            <w:r>
+              <w:rPr>
+                <w:rFonts w:ascii="Bookman Old Style" w:hAnsi="Bookman Old Style"/>
+                <w:sz w:val="20"/>
+              </w:rPr>
+              <w:t>01</w:t>
+            </w:r>
           </w:p>
         </w:tc>
         <w:tc>
@@ -3211,9 +3731,16 @@
               <w:jc w:val="center"/>
               <w:rPr>
                 <w:rFonts w:ascii="Bookman Old Style" w:hAnsi="Bookman Old Style"/>
-                <w:sz w:val="18"/>
-              </w:rPr>
-            </w:pPr>
+                <w:sz w:val="20"/>
+              </w:rPr>
+            </w:pPr>
+            <w:r>
+              <w:rPr>
+                <w:rFonts w:ascii="Bookman Old Style" w:hAnsi="Bookman Old Style"/>
+                <w:sz w:val="20"/>
+              </w:rPr>
+              <w:t>01</w:t>
+            </w:r>
           </w:p>
         </w:tc>
         <w:tc>
@@ -3226,9 +3753,16 @@
               <w:jc w:val="center"/>
               <w:rPr>
                 <w:rFonts w:ascii="Bookman Old Style" w:hAnsi="Bookman Old Style"/>
-                <w:sz w:val="18"/>
-              </w:rPr>
-            </w:pPr>
+                <w:sz w:val="20"/>
+              </w:rPr>
+            </w:pPr>
+            <w:r>
+              <w:rPr>
+                <w:rFonts w:ascii="Bookman Old Style" w:hAnsi="Bookman Old Style"/>
+                <w:sz w:val="20"/>
+              </w:rPr>
+              <w:t>Yes</w:t>
+            </w:r>
           </w:p>
         </w:tc>
         <w:tc>
@@ -3241,9 +3775,16 @@
               <w:jc w:val="center"/>
               <w:rPr>
                 <w:rFonts w:ascii="Bookman Old Style" w:hAnsi="Bookman Old Style"/>
-                <w:sz w:val="18"/>
-              </w:rPr>
-            </w:pPr>
+                <w:sz w:val="20"/>
+              </w:rPr>
+            </w:pPr>
+            <w:r>
+              <w:rPr>
+                <w:rFonts w:ascii="Bookman Old Style" w:hAnsi="Bookman Old Style"/>
+                <w:sz w:val="20"/>
+              </w:rPr>
+              <w:t>Yes</w:t>
+            </w:r>
           </w:p>
         </w:tc>
       </w:tr>
@@ -3341,9 +3882,16 @@
               <w:jc w:val="center"/>
               <w:rPr>
                 <w:rFonts w:ascii="Bookman Old Style" w:hAnsi="Bookman Old Style"/>
-                <w:sz w:val="18"/>
-              </w:rPr>
-            </w:pPr>
+                <w:sz w:val="20"/>
+              </w:rPr>
+            </w:pPr>
+            <w:r>
+              <w:rPr>
+                <w:rFonts w:ascii="Bookman Old Style" w:hAnsi="Bookman Old Style"/>
+                <w:sz w:val="20"/>
+              </w:rPr>
+              <w:t>01</w:t>
+            </w:r>
           </w:p>
         </w:tc>
         <w:tc>
@@ -3356,9 +3904,16 @@
               <w:jc w:val="center"/>
               <w:rPr>
                 <w:rFonts w:ascii="Bookman Old Style" w:hAnsi="Bookman Old Style"/>
-                <w:sz w:val="18"/>
-              </w:rPr>
-            </w:pPr>
+                <w:sz w:val="20"/>
+              </w:rPr>
+            </w:pPr>
+            <w:r>
+              <w:rPr>
+                <w:rFonts w:ascii="Bookman Old Style" w:hAnsi="Bookman Old Style"/>
+                <w:sz w:val="20"/>
+              </w:rPr>
+              <w:t>01</w:t>
+            </w:r>
           </w:p>
         </w:tc>
         <w:tc>
@@ -3371,9 +3926,16 @@
               <w:jc w:val="center"/>
               <w:rPr>
                 <w:rFonts w:ascii="Bookman Old Style" w:hAnsi="Bookman Old Style"/>
-                <w:sz w:val="18"/>
-              </w:rPr>
-            </w:pPr>
+                <w:sz w:val="20"/>
+              </w:rPr>
+            </w:pPr>
+            <w:r>
+              <w:rPr>
+                <w:rFonts w:ascii="Bookman Old Style" w:hAnsi="Bookman Old Style"/>
+                <w:sz w:val="20"/>
+              </w:rPr>
+              <w:t>Yes</w:t>
+            </w:r>
           </w:p>
         </w:tc>
         <w:tc>
@@ -3386,9 +3948,16 @@
               <w:jc w:val="center"/>
               <w:rPr>
                 <w:rFonts w:ascii="Bookman Old Style" w:hAnsi="Bookman Old Style"/>
-                <w:sz w:val="18"/>
-              </w:rPr>
-            </w:pPr>
+                <w:sz w:val="20"/>
+              </w:rPr>
+            </w:pPr>
+            <w:r>
+              <w:rPr>
+                <w:rFonts w:ascii="Bookman Old Style" w:hAnsi="Bookman Old Style"/>
+                <w:sz w:val="20"/>
+              </w:rPr>
+              <w:t>Yes</w:t>
+            </w:r>
           </w:p>
         </w:tc>
       </w:tr>
@@ -3489,9 +4058,16 @@
               <w:jc w:val="center"/>
               <w:rPr>
                 <w:rFonts w:ascii="Bookman Old Style" w:hAnsi="Bookman Old Style"/>
-                <w:sz w:val="18"/>
-              </w:rPr>
-            </w:pPr>
+                <w:sz w:val="20"/>
+              </w:rPr>
+            </w:pPr>
+            <w:r>
+              <w:rPr>
+                <w:rFonts w:ascii="Bookman Old Style" w:hAnsi="Bookman Old Style"/>
+                <w:sz w:val="20"/>
+              </w:rPr>
+              <w:t>01</w:t>
+            </w:r>
           </w:p>
         </w:tc>
         <w:tc>
@@ -3505,9 +4081,16 @@
               <w:jc w:val="center"/>
               <w:rPr>
                 <w:rFonts w:ascii="Bookman Old Style" w:hAnsi="Bookman Old Style"/>
-                <w:sz w:val="18"/>
-              </w:rPr>
-            </w:pPr>
+                <w:sz w:val="20"/>
+              </w:rPr>
+            </w:pPr>
+            <w:r>
+              <w:rPr>
+                <w:rFonts w:ascii="Bookman Old Style" w:hAnsi="Bookman Old Style"/>
+                <w:sz w:val="20"/>
+              </w:rPr>
+              <w:t>01</w:t>
+            </w:r>
           </w:p>
         </w:tc>
         <w:tc>
@@ -3521,9 +4104,16 @@
               <w:jc w:val="center"/>
               <w:rPr>
                 <w:rFonts w:ascii="Bookman Old Style" w:hAnsi="Bookman Old Style"/>
-                <w:sz w:val="18"/>
-              </w:rPr>
-            </w:pPr>
+                <w:sz w:val="20"/>
+              </w:rPr>
+            </w:pPr>
+            <w:r>
+              <w:rPr>
+                <w:rFonts w:ascii="Bookman Old Style" w:hAnsi="Bookman Old Style"/>
+                <w:sz w:val="20"/>
+              </w:rPr>
+              <w:t>Yes</w:t>
+            </w:r>
           </w:p>
         </w:tc>
         <w:tc>
@@ -3537,9 +4127,16 @@
               <w:jc w:val="center"/>
               <w:rPr>
                 <w:rFonts w:ascii="Bookman Old Style" w:hAnsi="Bookman Old Style"/>
-                <w:sz w:val="18"/>
-              </w:rPr>
-            </w:pPr>
+                <w:sz w:val="20"/>
+              </w:rPr>
+            </w:pPr>
+            <w:r>
+              <w:rPr>
+                <w:rFonts w:ascii="Bookman Old Style" w:hAnsi="Bookman Old Style"/>
+                <w:sz w:val="20"/>
+              </w:rPr>
+              <w:t>Yes</w:t>
+            </w:r>
           </w:p>
         </w:tc>
       </w:tr>
@@ -3628,7 +4225,7 @@
               <w:jc w:val="center"/>
               <w:rPr>
                 <w:rFonts w:ascii="Bookman Old Style" w:hAnsi="Bookman Old Style"/>
-                <w:sz w:val="18"/>
+                <w:sz w:val="20"/>
               </w:rPr>
             </w:pPr>
           </w:p>
@@ -3644,7 +4241,7 @@
               <w:jc w:val="center"/>
               <w:rPr>
                 <w:rFonts w:ascii="Bookman Old Style" w:hAnsi="Bookman Old Style"/>
-                <w:sz w:val="18"/>
+                <w:sz w:val="20"/>
               </w:rPr>
             </w:pPr>
           </w:p>
@@ -3660,7 +4257,7 @@
               <w:jc w:val="center"/>
               <w:rPr>
                 <w:rFonts w:ascii="Bookman Old Style" w:hAnsi="Bookman Old Style"/>
-                <w:sz w:val="18"/>
+                <w:sz w:val="20"/>
               </w:rPr>
             </w:pPr>
           </w:p>
@@ -3676,7 +4273,7 @@
               <w:jc w:val="center"/>
               <w:rPr>
                 <w:rFonts w:ascii="Bookman Old Style" w:hAnsi="Bookman Old Style"/>
-                <w:sz w:val="18"/>
+                <w:sz w:val="20"/>
               </w:rPr>
             </w:pPr>
           </w:p>
@@ -3785,10 +4382,16 @@
               <w:rPr>
                 <w:rFonts w:ascii="Book Antiqua" w:hAnsi="Book Antiqua"/>
                 <w:color w:val="000000" w:themeColor="text1"/>
-                <w:sz w:val="18"/>
-                <w:szCs w:val="18"/>
-              </w:rPr>
-            </w:pPr>
+                <w:sz w:val="20"/>
+              </w:rPr>
+            </w:pPr>
+            <w:r>
+              <w:rPr>
+                <w:rFonts w:ascii="Bookman Old Style" w:hAnsi="Bookman Old Style"/>
+                <w:sz w:val="20"/>
+              </w:rPr>
+              <w:t>01</w:t>
+            </w:r>
           </w:p>
         </w:tc>
         <w:tc>
@@ -3807,11 +4410,17 @@
               <w:rPr>
                 <w:rFonts w:ascii="Book Antiqua" w:hAnsi="Book Antiqua"/>
                 <w:color w:val="000000" w:themeColor="text1"/>
-                <w:sz w:val="18"/>
-                <w:szCs w:val="18"/>
+                <w:sz w:val="20"/>
                 <w:lang w:bidi="ar-SA"/>
               </w:rPr>
             </w:pPr>
+            <w:r>
+              <w:rPr>
+                <w:rFonts w:ascii="Bookman Old Style" w:hAnsi="Bookman Old Style"/>
+                <w:sz w:val="20"/>
+              </w:rPr>
+              <w:t>01</w:t>
+            </w:r>
           </w:p>
         </w:tc>
         <w:tc>
@@ -3830,11 +4439,17 @@
               <w:rPr>
                 <w:rFonts w:ascii="Book Antiqua" w:hAnsi="Book Antiqua"/>
                 <w:color w:val="000000" w:themeColor="text1"/>
-                <w:sz w:val="18"/>
-                <w:szCs w:val="18"/>
+                <w:sz w:val="20"/>
                 <w:lang w:bidi="ar-SA"/>
               </w:rPr>
             </w:pPr>
+            <w:r>
+              <w:rPr>
+                <w:rFonts w:ascii="Bookman Old Style" w:hAnsi="Bookman Old Style"/>
+                <w:sz w:val="20"/>
+              </w:rPr>
+              <w:t>Yes</w:t>
+            </w:r>
           </w:p>
         </w:tc>
         <w:tc>
@@ -3853,11 +4468,17 @@
               <w:rPr>
                 <w:rFonts w:ascii="Book Antiqua" w:hAnsi="Book Antiqua"/>
                 <w:color w:val="000000" w:themeColor="text1"/>
-                <w:sz w:val="18"/>
-                <w:szCs w:val="18"/>
+                <w:sz w:val="20"/>
                 <w:lang w:bidi="ar-SA"/>
               </w:rPr>
             </w:pPr>
+            <w:r>
+              <w:rPr>
+                <w:rFonts w:ascii="Bookman Old Style" w:hAnsi="Bookman Old Style"/>
+                <w:sz w:val="20"/>
+              </w:rPr>
+              <w:t>Yes</w:t>
+            </w:r>
           </w:p>
         </w:tc>
       </w:tr>
@@ -3968,8 +4589,7 @@
               <w:rPr>
                 <w:rFonts w:ascii="Book Antiqua" w:hAnsi="Book Antiqua"/>
                 <w:color w:val="000000" w:themeColor="text1"/>
-                <w:sz w:val="18"/>
-                <w:szCs w:val="18"/>
+                <w:sz w:val="20"/>
               </w:rPr>
             </w:pPr>
           </w:p>
@@ -3990,8 +4610,7 @@
               <w:rPr>
                 <w:rFonts w:ascii="Book Antiqua" w:hAnsi="Book Antiqua"/>
                 <w:color w:val="000000" w:themeColor="text1"/>
-                <w:sz w:val="18"/>
-                <w:szCs w:val="18"/>
+                <w:sz w:val="20"/>
                 <w:lang w:bidi="ar-SA"/>
               </w:rPr>
             </w:pPr>
@@ -4013,8 +4632,7 @@
               <w:rPr>
                 <w:rFonts w:ascii="Book Antiqua" w:hAnsi="Book Antiqua"/>
                 <w:color w:val="000000" w:themeColor="text1"/>
-                <w:sz w:val="18"/>
-                <w:szCs w:val="18"/>
+                <w:sz w:val="20"/>
                 <w:lang w:bidi="ar-SA"/>
               </w:rPr>
             </w:pPr>
@@ -4036,8 +4654,7 @@
               <w:rPr>
                 <w:rFonts w:ascii="Book Antiqua" w:hAnsi="Book Antiqua"/>
                 <w:color w:val="000000" w:themeColor="text1"/>
-                <w:sz w:val="18"/>
-                <w:szCs w:val="18"/>
+                <w:sz w:val="20"/>
                 <w:lang w:bidi="ar-SA"/>
               </w:rPr>
             </w:pPr>
@@ -4229,10 +4846,17 @@
               <w:rPr>
                 <w:rFonts w:ascii="Book Antiqua" w:hAnsi="Book Antiqua"/>
                 <w:color w:val="000000" w:themeColor="text1"/>
-                <w:sz w:val="18"/>
-                <w:szCs w:val="18"/>
-              </w:rPr>
-            </w:pPr>
+                <w:sz w:val="20"/>
+              </w:rPr>
+            </w:pPr>
+            <w:r>
+              <w:rPr>
+                <w:rFonts w:ascii="Book Antiqua" w:hAnsi="Book Antiqua"/>
+                <w:color w:val="000000" w:themeColor="text1"/>
+                <w:sz w:val="20"/>
+              </w:rPr>
+              <w:t>12</w:t>
+            </w:r>
           </w:p>
         </w:tc>
         <w:tc>
@@ -4250,11 +4874,19 @@
               <w:rPr>
                 <w:rFonts w:ascii="Book Antiqua" w:hAnsi="Book Antiqua"/>
                 <w:color w:val="000000" w:themeColor="text1"/>
-                <w:sz w:val="18"/>
-                <w:szCs w:val="18"/>
+                <w:sz w:val="20"/>
                 <w:lang w:bidi="ar-SA"/>
               </w:rPr>
             </w:pPr>
+            <w:r>
+              <w:rPr>
+                <w:rFonts w:ascii="Book Antiqua" w:hAnsi="Book Antiqua"/>
+                <w:color w:val="000000" w:themeColor="text1"/>
+                <w:sz w:val="20"/>
+                <w:lang w:bidi="ar-SA"/>
+              </w:rPr>
+              <w:t>12</w:t>
+            </w:r>
           </w:p>
         </w:tc>
         <w:tc>
@@ -4272,11 +4904,19 @@
               <w:rPr>
                 <w:rFonts w:ascii="Book Antiqua" w:hAnsi="Book Antiqua"/>
                 <w:color w:val="000000" w:themeColor="text1"/>
-                <w:sz w:val="18"/>
-                <w:szCs w:val="18"/>
+                <w:sz w:val="20"/>
                 <w:lang w:bidi="ar-SA"/>
               </w:rPr>
             </w:pPr>
+            <w:r>
+              <w:rPr>
+                <w:rFonts w:ascii="Book Antiqua" w:hAnsi="Book Antiqua"/>
+                <w:color w:val="000000" w:themeColor="text1"/>
+                <w:sz w:val="20"/>
+                <w:lang w:bidi="ar-SA"/>
+              </w:rPr>
+              <w:t>Yes</w:t>
+            </w:r>
           </w:p>
         </w:tc>
         <w:tc>
@@ -4294,11 +4934,19 @@
               <w:rPr>
                 <w:rFonts w:ascii="Book Antiqua" w:hAnsi="Book Antiqua"/>
                 <w:color w:val="000000" w:themeColor="text1"/>
-                <w:sz w:val="18"/>
-                <w:szCs w:val="18"/>
+                <w:sz w:val="20"/>
                 <w:lang w:bidi="ar-SA"/>
               </w:rPr>
             </w:pPr>
+            <w:r>
+              <w:rPr>
+                <w:rFonts w:ascii="Book Antiqua" w:hAnsi="Book Antiqua"/>
+                <w:color w:val="000000" w:themeColor="text1"/>
+                <w:sz w:val="20"/>
+                <w:lang w:bidi="ar-SA"/>
+              </w:rPr>
+              <w:t>Yes</w:t>
+            </w:r>
           </w:p>
         </w:tc>
       </w:tr>
@@ -4401,10 +5049,17 @@
               <w:rPr>
                 <w:rFonts w:ascii="Book Antiqua" w:hAnsi="Book Antiqua"/>
                 <w:color w:val="000000" w:themeColor="text1"/>
-                <w:sz w:val="18"/>
-                <w:szCs w:val="18"/>
-              </w:rPr>
-            </w:pPr>
+                <w:sz w:val="20"/>
+              </w:rPr>
+            </w:pPr>
+            <w:r>
+              <w:rPr>
+                <w:rFonts w:ascii="Book Antiqua" w:hAnsi="Book Antiqua"/>
+                <w:color w:val="000000" w:themeColor="text1"/>
+                <w:sz w:val="20"/>
+              </w:rPr>
+              <w:t>01</w:t>
+            </w:r>
           </w:p>
         </w:tc>
         <w:tc>
@@ -4422,10 +5077,17 @@
               <w:rPr>
                 <w:rFonts w:ascii="Book Antiqua" w:hAnsi="Book Antiqua"/>
                 <w:color w:val="000000" w:themeColor="text1"/>
-                <w:sz w:val="18"/>
-                <w:szCs w:val="18"/>
-              </w:rPr>
-            </w:pPr>
+                <w:sz w:val="20"/>
+              </w:rPr>
+            </w:pPr>
+            <w:r>
+              <w:rPr>
+                <w:rFonts w:ascii="Book Antiqua" w:hAnsi="Book Antiqua"/>
+                <w:color w:val="000000" w:themeColor="text1"/>
+                <w:sz w:val="20"/>
+              </w:rPr>
+              <w:t>01</w:t>
+            </w:r>
           </w:p>
         </w:tc>
         <w:tc>
@@ -4443,10 +5105,17 @@
               <w:rPr>
                 <w:rFonts w:ascii="Book Antiqua" w:hAnsi="Book Antiqua"/>
                 <w:color w:val="000000" w:themeColor="text1"/>
-                <w:sz w:val="18"/>
-                <w:szCs w:val="18"/>
-              </w:rPr>
-            </w:pPr>
+                <w:sz w:val="20"/>
+              </w:rPr>
+            </w:pPr>
+            <w:r>
+              <w:rPr>
+                <w:rFonts w:ascii="Book Antiqua" w:hAnsi="Book Antiqua"/>
+                <w:color w:val="000000" w:themeColor="text1"/>
+                <w:sz w:val="20"/>
+              </w:rPr>
+              <w:t>Yes</w:t>
+            </w:r>
           </w:p>
         </w:tc>
         <w:tc>
@@ -4464,10 +5133,17 @@
               <w:rPr>
                 <w:rFonts w:ascii="Book Antiqua" w:hAnsi="Book Antiqua"/>
                 <w:color w:val="000000" w:themeColor="text1"/>
-                <w:sz w:val="18"/>
-                <w:szCs w:val="18"/>
-              </w:rPr>
-            </w:pPr>
+                <w:sz w:val="20"/>
+              </w:rPr>
+            </w:pPr>
+            <w:r>
+              <w:rPr>
+                <w:rFonts w:ascii="Book Antiqua" w:hAnsi="Book Antiqua"/>
+                <w:color w:val="000000" w:themeColor="text1"/>
+                <w:sz w:val="20"/>
+              </w:rPr>
+              <w:t>Yes</w:t>
+            </w:r>
           </w:p>
         </w:tc>
       </w:tr>
@@ -4585,10 +5261,17 @@
               <w:rPr>
                 <w:rFonts w:ascii="Book Antiqua" w:hAnsi="Book Antiqua"/>
                 <w:color w:val="000000" w:themeColor="text1"/>
-                <w:sz w:val="18"/>
-                <w:szCs w:val="18"/>
-              </w:rPr>
-            </w:pPr>
+                <w:sz w:val="20"/>
+              </w:rPr>
+            </w:pPr>
+            <w:r>
+              <w:rPr>
+                <w:rFonts w:ascii="Book Antiqua" w:hAnsi="Book Antiqua"/>
+                <w:color w:val="000000" w:themeColor="text1"/>
+                <w:sz w:val="20"/>
+              </w:rPr>
+              <w:t>33</w:t>
+            </w:r>
           </w:p>
         </w:tc>
         <w:tc>
@@ -4609,11 +5292,19 @@
               <w:rPr>
                 <w:rFonts w:ascii="Book Antiqua" w:hAnsi="Book Antiqua"/>
                 <w:color w:val="000000" w:themeColor="text1"/>
-                <w:sz w:val="18"/>
-                <w:szCs w:val="18"/>
+                <w:sz w:val="20"/>
                 <w:lang w:bidi="ar-SA"/>
               </w:rPr>
             </w:pPr>
+            <w:r>
+              <w:rPr>
+                <w:rFonts w:ascii="Book Antiqua" w:hAnsi="Book Antiqua"/>
+                <w:color w:val="000000" w:themeColor="text1"/>
+                <w:sz w:val="20"/>
+                <w:lang w:bidi="ar-SA"/>
+              </w:rPr>
+              <w:t>Yes</w:t>
+            </w:r>
           </w:p>
         </w:tc>
         <w:tc>
@@ -4634,11 +5325,19 @@
               <w:rPr>
                 <w:rFonts w:ascii="Book Antiqua" w:hAnsi="Book Antiqua"/>
                 <w:color w:val="000000" w:themeColor="text1"/>
-                <w:sz w:val="18"/>
-                <w:szCs w:val="18"/>
+                <w:sz w:val="20"/>
                 <w:lang w:bidi="ar-SA"/>
               </w:rPr>
             </w:pPr>
+            <w:r>
+              <w:rPr>
+                <w:rFonts w:ascii="Book Antiqua" w:hAnsi="Book Antiqua"/>
+                <w:color w:val="000000" w:themeColor="text1"/>
+                <w:sz w:val="20"/>
+                <w:lang w:bidi="ar-SA"/>
+              </w:rPr>
+              <w:t>Yes</w:t>
+            </w:r>
           </w:p>
         </w:tc>
         <w:tc>
@@ -4659,11 +5358,19 @@
               <w:rPr>
                 <w:rFonts w:ascii="Book Antiqua" w:hAnsi="Book Antiqua"/>
                 <w:color w:val="000000" w:themeColor="text1"/>
-                <w:sz w:val="18"/>
-                <w:szCs w:val="18"/>
+                <w:sz w:val="20"/>
                 <w:lang w:bidi="ar-SA"/>
               </w:rPr>
             </w:pPr>
+            <w:r>
+              <w:rPr>
+                <w:rFonts w:ascii="Book Antiqua" w:hAnsi="Book Antiqua"/>
+                <w:color w:val="000000" w:themeColor="text1"/>
+                <w:sz w:val="20"/>
+                <w:lang w:bidi="ar-SA"/>
+              </w:rPr>
+              <w:t>Yes</w:t>
+            </w:r>
           </w:p>
         </w:tc>
       </w:tr>
@@ -4771,10 +5478,17 @@
               <w:rPr>
                 <w:rFonts w:ascii="Book Antiqua" w:hAnsi="Book Antiqua"/>
                 <w:color w:val="000000" w:themeColor="text1"/>
-                <w:sz w:val="18"/>
-                <w:szCs w:val="18"/>
-              </w:rPr>
-            </w:pPr>
+                <w:sz w:val="20"/>
+              </w:rPr>
+            </w:pPr>
+            <w:r>
+              <w:rPr>
+                <w:rFonts w:ascii="Book Antiqua" w:hAnsi="Book Antiqua"/>
+                <w:color w:val="000000" w:themeColor="text1"/>
+                <w:sz w:val="20"/>
+              </w:rPr>
+              <w:t>01</w:t>
+            </w:r>
           </w:p>
         </w:tc>
         <w:tc>
@@ -4793,11 +5507,19 @@
               <w:rPr>
                 <w:rFonts w:ascii="Book Antiqua" w:hAnsi="Book Antiqua"/>
                 <w:color w:val="000000" w:themeColor="text1"/>
-                <w:sz w:val="18"/>
-                <w:szCs w:val="18"/>
+                <w:sz w:val="20"/>
                 <w:lang w:bidi="ar-SA"/>
               </w:rPr>
             </w:pPr>
+            <w:r>
+              <w:rPr>
+                <w:rFonts w:ascii="Book Antiqua" w:hAnsi="Book Antiqua"/>
+                <w:color w:val="000000" w:themeColor="text1"/>
+                <w:sz w:val="20"/>
+                <w:lang w:bidi="ar-SA"/>
+              </w:rPr>
+              <w:t>Yes</w:t>
+            </w:r>
           </w:p>
         </w:tc>
         <w:tc>
@@ -4815,10 +5537,16 @@
               <w:jc w:val="center"/>
               <w:rPr>
                 <w:rFonts w:ascii="Book Antiqua" w:hAnsi="Book Antiqua"/>
-                <w:sz w:val="18"/>
-                <w:szCs w:val="18"/>
-              </w:rPr>
-            </w:pPr>
+                <w:sz w:val="20"/>
+              </w:rPr>
+            </w:pPr>
+            <w:r>
+              <w:rPr>
+                <w:rFonts w:ascii="Book Antiqua" w:hAnsi="Book Antiqua"/>
+                <w:sz w:val="20"/>
+              </w:rPr>
+              <w:t>Yes</w:t>
+            </w:r>
           </w:p>
         </w:tc>
         <w:tc>
@@ -4836,10 +5564,16 @@
               <w:jc w:val="center"/>
               <w:rPr>
                 <w:rFonts w:ascii="Book Antiqua" w:hAnsi="Book Antiqua"/>
-                <w:sz w:val="18"/>
-                <w:szCs w:val="18"/>
-              </w:rPr>
-            </w:pPr>
+                <w:sz w:val="20"/>
+              </w:rPr>
+            </w:pPr>
+            <w:r>
+              <w:rPr>
+                <w:rFonts w:ascii="Book Antiqua" w:hAnsi="Book Antiqua"/>
+                <w:sz w:val="20"/>
+              </w:rPr>
+              <w:t>Yes</w:t>
+            </w:r>
           </w:p>
         </w:tc>
       </w:tr>
@@ -4956,8 +5690,7 @@
               <w:rPr>
                 <w:rFonts w:ascii="Book Antiqua" w:hAnsi="Book Antiqua"/>
                 <w:color w:val="000000" w:themeColor="text1"/>
-                <w:sz w:val="18"/>
-                <w:szCs w:val="18"/>
+                <w:sz w:val="20"/>
               </w:rPr>
             </w:pPr>
           </w:p>
@@ -4981,8 +5714,7 @@
               <w:rPr>
                 <w:rFonts w:ascii="Book Antiqua" w:hAnsi="Book Antiqua"/>
                 <w:color w:val="000000" w:themeColor="text1"/>
-                <w:sz w:val="18"/>
-                <w:szCs w:val="18"/>
+                <w:sz w:val="20"/>
                 <w:lang w:bidi="ar-SA"/>
               </w:rPr>
             </w:pPr>
@@ -5007,8 +5739,7 @@
               <w:rPr>
                 <w:rFonts w:ascii="Book Antiqua" w:hAnsi="Book Antiqua"/>
                 <w:color w:val="000000" w:themeColor="text1"/>
-                <w:sz w:val="18"/>
-                <w:szCs w:val="18"/>
+                <w:sz w:val="20"/>
                 <w:lang w:bidi="ar-SA"/>
               </w:rPr>
             </w:pPr>
@@ -5033,8 +5764,7 @@
               <w:rPr>
                 <w:rFonts w:ascii="Book Antiqua" w:hAnsi="Book Antiqua"/>
                 <w:color w:val="000000" w:themeColor="text1"/>
-                <w:sz w:val="18"/>
-                <w:szCs w:val="18"/>
+                <w:sz w:val="20"/>
                 <w:lang w:bidi="ar-SA"/>
               </w:rPr>
             </w:pPr>
@@ -5141,8 +5871,22 @@
                 <w:szCs w:val="18"/>
                 <w:lang w:bidi="ar-SA"/>
               </w:rPr>
-              <w:t>(3 KVA online UPS )</w:t>
-            </w:r>
+              <w:t xml:space="preserve">(3 KVA online </w:t>
+            </w:r>
+            <w:proofErr w:type="gramStart"/>
+            <w:r>
+              <w:rPr>
+                <w:rFonts w:ascii="Book Antiqua" w:hAnsi="Book Antiqua"/>
+                <w:b/>
+                <w:bCs/>
+                <w:color w:val="000000" w:themeColor="text1"/>
+                <w:sz w:val="18"/>
+                <w:szCs w:val="18"/>
+                <w:lang w:bidi="ar-SA"/>
+              </w:rPr>
+              <w:t>UPS )</w:t>
+            </w:r>
+            <w:proofErr w:type="gramEnd"/>
           </w:p>
         </w:tc>
         <w:tc>
@@ -5205,10 +5949,16 @@
               <w:jc w:val="center"/>
               <w:rPr>
                 <w:rFonts w:ascii="Book Antiqua" w:hAnsi="Book Antiqua"/>
-                <w:sz w:val="18"/>
-                <w:szCs w:val="18"/>
-              </w:rPr>
-            </w:pPr>
+                <w:sz w:val="20"/>
+              </w:rPr>
+            </w:pPr>
+            <w:r>
+              <w:rPr>
+                <w:rFonts w:ascii="Bookman Old Style" w:hAnsi="Bookman Old Style"/>
+                <w:sz w:val="20"/>
+              </w:rPr>
+              <w:t>01</w:t>
+            </w:r>
           </w:p>
         </w:tc>
         <w:tc>
@@ -5233,11 +5983,17 @@
               <w:rPr>
                 <w:rFonts w:ascii="Book Antiqua" w:hAnsi="Book Antiqua"/>
                 <w:color w:val="FF0000"/>
-                <w:sz w:val="18"/>
-                <w:szCs w:val="18"/>
+                <w:sz w:val="20"/>
                 <w:lang w:bidi="ar-SA"/>
               </w:rPr>
             </w:pPr>
+            <w:r>
+              <w:rPr>
+                <w:rFonts w:ascii="Bookman Old Style" w:hAnsi="Bookman Old Style"/>
+                <w:sz w:val="20"/>
+              </w:rPr>
+              <w:t>01</w:t>
+            </w:r>
           </w:p>
         </w:tc>
         <w:tc>
@@ -5262,11 +6018,17 @@
               <w:rPr>
                 <w:rFonts w:ascii="Book Antiqua" w:hAnsi="Book Antiqua"/>
                 <w:color w:val="000000" w:themeColor="text1"/>
-                <w:sz w:val="18"/>
-                <w:szCs w:val="18"/>
+                <w:sz w:val="20"/>
                 <w:lang w:bidi="ar-SA"/>
               </w:rPr>
             </w:pPr>
+            <w:r>
+              <w:rPr>
+                <w:rFonts w:ascii="Bookman Old Style" w:hAnsi="Bookman Old Style"/>
+                <w:sz w:val="20"/>
+              </w:rPr>
+              <w:t>Yes</w:t>
+            </w:r>
           </w:p>
         </w:tc>
         <w:tc>
@@ -5291,11 +6053,17 @@
               <w:rPr>
                 <w:rFonts w:ascii="Book Antiqua" w:hAnsi="Book Antiqua"/>
                 <w:color w:val="000000" w:themeColor="text1"/>
-                <w:sz w:val="18"/>
-                <w:szCs w:val="18"/>
+                <w:sz w:val="20"/>
                 <w:lang w:bidi="ar-SA"/>
               </w:rPr>
             </w:pPr>
+            <w:r>
+              <w:rPr>
+                <w:rFonts w:ascii="Bookman Old Style" w:hAnsi="Bookman Old Style"/>
+                <w:sz w:val="20"/>
+              </w:rPr>
+              <w:t>Yes</w:t>
+            </w:r>
           </w:p>
         </w:tc>
       </w:tr>
@@ -5430,8 +6198,7 @@
               <w:jc w:val="center"/>
               <w:rPr>
                 <w:rFonts w:ascii="Book Antiqua" w:hAnsi="Book Antiqua"/>
-                <w:sz w:val="18"/>
-                <w:szCs w:val="18"/>
+                <w:sz w:val="20"/>
               </w:rPr>
             </w:pPr>
           </w:p>
@@ -5457,8 +6224,7 @@
               <w:jc w:val="center"/>
               <w:rPr>
                 <w:rFonts w:ascii="Book Antiqua" w:hAnsi="Book Antiqua"/>
-                <w:sz w:val="18"/>
-                <w:szCs w:val="18"/>
+                <w:sz w:val="20"/>
                 <w:lang w:bidi="ar-SA"/>
               </w:rPr>
             </w:pPr>
@@ -5486,8 +6252,7 @@
               <w:rPr>
                 <w:rFonts w:ascii="Book Antiqua" w:hAnsi="Book Antiqua"/>
                 <w:color w:val="FF0000"/>
-                <w:sz w:val="18"/>
-                <w:szCs w:val="18"/>
+                <w:sz w:val="20"/>
                 <w:lang w:bidi="ar-SA"/>
               </w:rPr>
             </w:pPr>
@@ -5515,8 +6280,7 @@
               <w:rPr>
                 <w:rFonts w:ascii="Book Antiqua" w:hAnsi="Book Antiqua"/>
                 <w:color w:val="FF0000"/>
-                <w:sz w:val="18"/>
-                <w:szCs w:val="18"/>
+                <w:sz w:val="20"/>
                 <w:lang w:bidi="ar-SA"/>
               </w:rPr>
             </w:pPr>
@@ -5648,10 +6412,17 @@
               <w:rPr>
                 <w:rFonts w:ascii="Book Antiqua" w:hAnsi="Book Antiqua"/>
                 <w:color w:val="000000" w:themeColor="text1"/>
-                <w:sz w:val="18"/>
-                <w:szCs w:val="18"/>
-              </w:rPr>
-            </w:pPr>
+                <w:sz w:val="20"/>
+              </w:rPr>
+            </w:pPr>
+            <w:r>
+              <w:rPr>
+                <w:rFonts w:ascii="Book Antiqua" w:hAnsi="Book Antiqua"/>
+                <w:color w:val="000000" w:themeColor="text1"/>
+                <w:sz w:val="20"/>
+              </w:rPr>
+              <w:t>06</w:t>
+            </w:r>
           </w:p>
         </w:tc>
         <w:tc>
@@ -5675,11 +6446,19 @@
               <w:rPr>
                 <w:rFonts w:ascii="Book Antiqua" w:hAnsi="Book Antiqua"/>
                 <w:color w:val="000000" w:themeColor="text1"/>
-                <w:sz w:val="18"/>
-                <w:szCs w:val="18"/>
+                <w:sz w:val="20"/>
                 <w:lang w:bidi="ar-SA"/>
               </w:rPr>
             </w:pPr>
+            <w:r>
+              <w:rPr>
+                <w:rFonts w:ascii="Book Antiqua" w:hAnsi="Book Antiqua"/>
+                <w:color w:val="000000" w:themeColor="text1"/>
+                <w:sz w:val="20"/>
+                <w:lang w:bidi="ar-SA"/>
+              </w:rPr>
+              <w:t>06</w:t>
+            </w:r>
           </w:p>
         </w:tc>
         <w:tc>
@@ -5703,11 +6482,19 @@
               <w:rPr>
                 <w:rFonts w:ascii="Book Antiqua" w:hAnsi="Book Antiqua"/>
                 <w:color w:val="000000" w:themeColor="text1"/>
-                <w:sz w:val="18"/>
-                <w:szCs w:val="18"/>
+                <w:sz w:val="20"/>
                 <w:lang w:bidi="ar-SA"/>
               </w:rPr>
             </w:pPr>
+            <w:r>
+              <w:rPr>
+                <w:rFonts w:ascii="Book Antiqua" w:hAnsi="Book Antiqua"/>
+                <w:color w:val="000000" w:themeColor="text1"/>
+                <w:sz w:val="20"/>
+                <w:lang w:bidi="ar-SA"/>
+              </w:rPr>
+              <w:t>Yes</w:t>
+            </w:r>
           </w:p>
         </w:tc>
         <w:tc>
@@ -5731,11 +6518,19 @@
               <w:rPr>
                 <w:rFonts w:ascii="Book Antiqua" w:hAnsi="Book Antiqua"/>
                 <w:color w:val="000000" w:themeColor="text1"/>
-                <w:sz w:val="18"/>
-                <w:szCs w:val="18"/>
+                <w:sz w:val="20"/>
                 <w:lang w:bidi="ar-SA"/>
               </w:rPr>
             </w:pPr>
+            <w:r>
+              <w:rPr>
+                <w:rFonts w:ascii="Book Antiqua" w:hAnsi="Book Antiqua"/>
+                <w:color w:val="000000" w:themeColor="text1"/>
+                <w:sz w:val="20"/>
+                <w:lang w:bidi="ar-SA"/>
+              </w:rPr>
+              <w:t>Yes</w:t>
+            </w:r>
           </w:p>
         </w:tc>
       </w:tr>
@@ -5881,10 +6676,16 @@
               <w:rPr>
                 <w:rFonts w:ascii="Book Antiqua" w:hAnsi="Book Antiqua"/>
                 <w:color w:val="000000" w:themeColor="text1"/>
-                <w:sz w:val="18"/>
-                <w:szCs w:val="18"/>
-              </w:rPr>
-            </w:pPr>
+                <w:sz w:val="20"/>
+              </w:rPr>
+            </w:pPr>
+            <w:r>
+              <w:rPr>
+                <w:rFonts w:ascii="Bookman Old Style" w:hAnsi="Bookman Old Style"/>
+                <w:sz w:val="20"/>
+              </w:rPr>
+              <w:t>01</w:t>
+            </w:r>
           </w:p>
         </w:tc>
         <w:tc>
@@ -5908,11 +6709,17 @@
               <w:rPr>
                 <w:rFonts w:ascii="Book Antiqua" w:hAnsi="Book Antiqua"/>
                 <w:color w:val="000000" w:themeColor="text1"/>
-                <w:sz w:val="18"/>
-                <w:szCs w:val="18"/>
+                <w:sz w:val="20"/>
                 <w:lang w:bidi="ar-SA"/>
               </w:rPr>
             </w:pPr>
+            <w:r>
+              <w:rPr>
+                <w:rFonts w:ascii="Bookman Old Style" w:hAnsi="Bookman Old Style"/>
+                <w:sz w:val="20"/>
+              </w:rPr>
+              <w:t>01</w:t>
+            </w:r>
           </w:p>
         </w:tc>
         <w:tc>
@@ -5935,10 +6742,16 @@
               <w:jc w:val="center"/>
               <w:rPr>
                 <w:rFonts w:ascii="Book Antiqua" w:hAnsi="Book Antiqua"/>
-                <w:sz w:val="18"/>
-                <w:szCs w:val="18"/>
-              </w:rPr>
-            </w:pPr>
+                <w:sz w:val="20"/>
+              </w:rPr>
+            </w:pPr>
+            <w:r>
+              <w:rPr>
+                <w:rFonts w:ascii="Bookman Old Style" w:hAnsi="Bookman Old Style"/>
+                <w:sz w:val="20"/>
+              </w:rPr>
+              <w:t>Yes</w:t>
+            </w:r>
           </w:p>
         </w:tc>
         <w:tc>
@@ -5961,10 +6774,16 @@
               <w:jc w:val="center"/>
               <w:rPr>
                 <w:rFonts w:ascii="Book Antiqua" w:hAnsi="Book Antiqua"/>
-                <w:sz w:val="18"/>
-                <w:szCs w:val="18"/>
-              </w:rPr>
-            </w:pPr>
+                <w:sz w:val="20"/>
+              </w:rPr>
+            </w:pPr>
+            <w:r>
+              <w:rPr>
+                <w:rFonts w:ascii="Bookman Old Style" w:hAnsi="Bookman Old Style"/>
+                <w:sz w:val="20"/>
+              </w:rPr>
+              <w:t>Yes</w:t>
+            </w:r>
           </w:p>
         </w:tc>
       </w:tr>
@@ -6092,8 +6911,7 @@
               <w:rPr>
                 <w:rFonts w:ascii="Book Antiqua" w:hAnsi="Book Antiqua"/>
                 <w:color w:val="000000" w:themeColor="text1"/>
-                <w:sz w:val="18"/>
-                <w:szCs w:val="18"/>
+                <w:sz w:val="20"/>
               </w:rPr>
             </w:pPr>
           </w:p>
@@ -6119,8 +6937,7 @@
               <w:rPr>
                 <w:rFonts w:ascii="Book Antiqua" w:hAnsi="Book Antiqua"/>
                 <w:color w:val="000000" w:themeColor="text1"/>
-                <w:sz w:val="18"/>
-                <w:szCs w:val="18"/>
+                <w:sz w:val="20"/>
                 <w:lang w:bidi="ar-SA"/>
               </w:rPr>
             </w:pPr>
@@ -6146,8 +6963,7 @@
               <w:jc w:val="center"/>
               <w:rPr>
                 <w:rFonts w:ascii="Book Antiqua" w:hAnsi="Book Antiqua"/>
-                <w:sz w:val="18"/>
-                <w:szCs w:val="18"/>
+                <w:sz w:val="20"/>
               </w:rPr>
             </w:pPr>
           </w:p>
@@ -6172,8 +6988,7 @@
               <w:jc w:val="center"/>
               <w:rPr>
                 <w:rFonts w:ascii="Book Antiqua" w:hAnsi="Book Antiqua"/>
-                <w:sz w:val="18"/>
-                <w:szCs w:val="18"/>
+                <w:sz w:val="20"/>
               </w:rPr>
             </w:pPr>
           </w:p>
@@ -6339,10 +7154,16 @@
               <w:rPr>
                 <w:rFonts w:ascii="Book Antiqua" w:hAnsi="Book Antiqua"/>
                 <w:color w:val="000000" w:themeColor="text1"/>
-                <w:sz w:val="18"/>
-                <w:szCs w:val="18"/>
-              </w:rPr>
-            </w:pPr>
+                <w:sz w:val="20"/>
+              </w:rPr>
+            </w:pPr>
+            <w:r>
+              <w:rPr>
+                <w:rFonts w:ascii="Bookman Old Style" w:hAnsi="Bookman Old Style"/>
+                <w:sz w:val="20"/>
+              </w:rPr>
+              <w:t>01</w:t>
+            </w:r>
           </w:p>
         </w:tc>
         <w:tc>
@@ -6365,10 +7186,16 @@
               <w:rPr>
                 <w:rFonts w:ascii="Book Antiqua" w:hAnsi="Book Antiqua"/>
                 <w:color w:val="000000" w:themeColor="text1"/>
-                <w:sz w:val="18"/>
-                <w:szCs w:val="18"/>
-              </w:rPr>
-            </w:pPr>
+                <w:sz w:val="20"/>
+              </w:rPr>
+            </w:pPr>
+            <w:r>
+              <w:rPr>
+                <w:rFonts w:ascii="Bookman Old Style" w:hAnsi="Bookman Old Style"/>
+                <w:sz w:val="20"/>
+              </w:rPr>
+              <w:t>01</w:t>
+            </w:r>
           </w:p>
         </w:tc>
         <w:tc>
@@ -6390,10 +7217,16 @@
               <w:jc w:val="center"/>
               <w:rPr>
                 <w:rFonts w:ascii="Book Antiqua" w:hAnsi="Book Antiqua"/>
-                <w:sz w:val="18"/>
-                <w:szCs w:val="18"/>
-              </w:rPr>
-            </w:pPr>
+                <w:sz w:val="20"/>
+              </w:rPr>
+            </w:pPr>
+            <w:r>
+              <w:rPr>
+                <w:rFonts w:ascii="Bookman Old Style" w:hAnsi="Bookman Old Style"/>
+                <w:sz w:val="20"/>
+              </w:rPr>
+              <w:t>Yes</w:t>
+            </w:r>
           </w:p>
         </w:tc>
         <w:tc>
@@ -6415,10 +7248,16 @@
               <w:jc w:val="center"/>
               <w:rPr>
                 <w:rFonts w:ascii="Book Antiqua" w:hAnsi="Book Antiqua"/>
-                <w:sz w:val="18"/>
-                <w:szCs w:val="18"/>
-              </w:rPr>
-            </w:pPr>
+                <w:sz w:val="20"/>
+              </w:rPr>
+            </w:pPr>
+            <w:r>
+              <w:rPr>
+                <w:rFonts w:ascii="Bookman Old Style" w:hAnsi="Bookman Old Style"/>
+                <w:sz w:val="20"/>
+              </w:rPr>
+              <w:t>Yes</w:t>
+            </w:r>
           </w:p>
         </w:tc>
       </w:tr>
@@ -6547,8 +7386,7 @@
               <w:rPr>
                 <w:rFonts w:ascii="Book Antiqua" w:hAnsi="Book Antiqua"/>
                 <w:color w:val="000000" w:themeColor="text1"/>
-                <w:sz w:val="18"/>
-                <w:szCs w:val="18"/>
+                <w:sz w:val="20"/>
               </w:rPr>
             </w:pPr>
           </w:p>
@@ -6574,8 +7412,7 @@
               <w:rPr>
                 <w:rFonts w:ascii="Book Antiqua" w:hAnsi="Book Antiqua"/>
                 <w:color w:val="000000" w:themeColor="text1"/>
-                <w:sz w:val="18"/>
-                <w:szCs w:val="18"/>
+                <w:sz w:val="20"/>
               </w:rPr>
             </w:pPr>
           </w:p>
@@ -6600,8 +7437,7 @@
               <w:jc w:val="center"/>
               <w:rPr>
                 <w:rFonts w:ascii="Book Antiqua" w:hAnsi="Book Antiqua"/>
-                <w:sz w:val="18"/>
-                <w:szCs w:val="18"/>
+                <w:sz w:val="20"/>
               </w:rPr>
             </w:pPr>
           </w:p>
@@ -6626,8 +7462,7 @@
               <w:jc w:val="center"/>
               <w:rPr>
                 <w:rFonts w:ascii="Book Antiqua" w:hAnsi="Book Antiqua"/>
-                <w:sz w:val="18"/>
-                <w:szCs w:val="18"/>
+                <w:sz w:val="20"/>
               </w:rPr>
             </w:pPr>
           </w:p>
@@ -6771,10 +7606,16 @@
               <w:rPr>
                 <w:rFonts w:ascii="Book Antiqua" w:hAnsi="Book Antiqua"/>
                 <w:color w:val="000000" w:themeColor="text1"/>
-                <w:sz w:val="18"/>
-                <w:szCs w:val="18"/>
-              </w:rPr>
-            </w:pPr>
+                <w:sz w:val="20"/>
+              </w:rPr>
+            </w:pPr>
+            <w:r>
+              <w:rPr>
+                <w:rFonts w:ascii="Bookman Old Style" w:hAnsi="Bookman Old Style"/>
+                <w:sz w:val="20"/>
+              </w:rPr>
+              <w:t>01</w:t>
+            </w:r>
           </w:p>
         </w:tc>
         <w:tc>
@@ -6797,10 +7638,16 @@
               <w:rPr>
                 <w:rFonts w:ascii="Book Antiqua" w:hAnsi="Book Antiqua"/>
                 <w:color w:val="000000" w:themeColor="text1"/>
-                <w:sz w:val="18"/>
-                <w:szCs w:val="18"/>
-              </w:rPr>
-            </w:pPr>
+                <w:sz w:val="20"/>
+              </w:rPr>
+            </w:pPr>
+            <w:r>
+              <w:rPr>
+                <w:rFonts w:ascii="Bookman Old Style" w:hAnsi="Bookman Old Style"/>
+                <w:sz w:val="20"/>
+              </w:rPr>
+              <w:t>01</w:t>
+            </w:r>
           </w:p>
         </w:tc>
         <w:tc>
@@ -6823,10 +7670,16 @@
               <w:rPr>
                 <w:rFonts w:ascii="Book Antiqua" w:hAnsi="Book Antiqua"/>
                 <w:color w:val="000000" w:themeColor="text1"/>
-                <w:sz w:val="18"/>
-                <w:szCs w:val="18"/>
-              </w:rPr>
-            </w:pPr>
+                <w:sz w:val="20"/>
+              </w:rPr>
+            </w:pPr>
+            <w:r>
+              <w:rPr>
+                <w:rFonts w:ascii="Bookman Old Style" w:hAnsi="Bookman Old Style"/>
+                <w:sz w:val="20"/>
+              </w:rPr>
+              <w:t>Yes</w:t>
+            </w:r>
           </w:p>
         </w:tc>
         <w:tc>
@@ -6849,10 +7702,16 @@
               <w:rPr>
                 <w:rFonts w:ascii="Book Antiqua" w:hAnsi="Book Antiqua"/>
                 <w:color w:val="000000" w:themeColor="text1"/>
-                <w:sz w:val="18"/>
-                <w:szCs w:val="18"/>
-              </w:rPr>
-            </w:pPr>
+                <w:sz w:val="20"/>
+              </w:rPr>
+            </w:pPr>
+            <w:r>
+              <w:rPr>
+                <w:rFonts w:ascii="Bookman Old Style" w:hAnsi="Bookman Old Style"/>
+                <w:sz w:val="20"/>
+              </w:rPr>
+              <w:t>Yes</w:t>
+            </w:r>
           </w:p>
         </w:tc>
       </w:tr>
@@ -6977,8 +7836,7 @@
               <w:rPr>
                 <w:rFonts w:ascii="Book Antiqua" w:hAnsi="Book Antiqua"/>
                 <w:color w:val="000000" w:themeColor="text1"/>
-                <w:sz w:val="18"/>
-                <w:szCs w:val="18"/>
+                <w:sz w:val="20"/>
               </w:rPr>
             </w:pPr>
           </w:p>
@@ -7003,8 +7861,7 @@
               <w:rPr>
                 <w:rFonts w:ascii="Book Antiqua" w:hAnsi="Book Antiqua"/>
                 <w:color w:val="000000" w:themeColor="text1"/>
-                <w:sz w:val="18"/>
-                <w:szCs w:val="18"/>
+                <w:sz w:val="20"/>
               </w:rPr>
             </w:pPr>
           </w:p>
@@ -7029,8 +7886,7 @@
               <w:rPr>
                 <w:rFonts w:ascii="Book Antiqua" w:hAnsi="Book Antiqua"/>
                 <w:color w:val="000000" w:themeColor="text1"/>
-                <w:sz w:val="18"/>
-                <w:szCs w:val="18"/>
+                <w:sz w:val="20"/>
               </w:rPr>
             </w:pPr>
           </w:p>
@@ -7055,8 +7911,7 @@
               <w:rPr>
                 <w:rFonts w:ascii="Book Antiqua" w:hAnsi="Book Antiqua"/>
                 <w:color w:val="000000" w:themeColor="text1"/>
-                <w:sz w:val="18"/>
-                <w:szCs w:val="18"/>
+                <w:sz w:val="20"/>
               </w:rPr>
             </w:pPr>
           </w:p>
@@ -7181,12 +8036,19 @@
               <w:adjustRightInd w:val="0"/>
               <w:jc w:val="center"/>
               <w:rPr>
-                <w:rFonts w:ascii="Book Antiqua" w:hAnsi="Book Antiqua"/>
-                <w:color w:val="000000" w:themeColor="text1"/>
-                <w:sz w:val="18"/>
-                <w:szCs w:val="18"/>
-              </w:rPr>
-            </w:pPr>
+                <w:rFonts w:ascii="Bookman Old Style" w:hAnsi="Bookman Old Style"/>
+                <w:color w:val="000000" w:themeColor="text1"/>
+                <w:sz w:val="20"/>
+              </w:rPr>
+            </w:pPr>
+            <w:r>
+              <w:rPr>
+                <w:rFonts w:ascii="Bookman Old Style" w:hAnsi="Bookman Old Style"/>
+                <w:color w:val="000000" w:themeColor="text1"/>
+                <w:sz w:val="20"/>
+              </w:rPr>
+              <w:t>10</w:t>
+            </w:r>
           </w:p>
         </w:tc>
         <w:tc>
@@ -7207,12 +8069,19 @@
               <w:adjustRightInd w:val="0"/>
               <w:jc w:val="center"/>
               <w:rPr>
-                <w:rFonts w:ascii="Book Antiqua" w:hAnsi="Book Antiqua"/>
-                <w:color w:val="000000" w:themeColor="text1"/>
-                <w:sz w:val="18"/>
-                <w:szCs w:val="18"/>
-              </w:rPr>
-            </w:pPr>
+                <w:rFonts w:ascii="Bookman Old Style" w:hAnsi="Bookman Old Style"/>
+                <w:color w:val="000000" w:themeColor="text1"/>
+                <w:sz w:val="20"/>
+              </w:rPr>
+            </w:pPr>
+            <w:r>
+              <w:rPr>
+                <w:rFonts w:ascii="Bookman Old Style" w:hAnsi="Bookman Old Style"/>
+                <w:color w:val="000000" w:themeColor="text1"/>
+                <w:sz w:val="20"/>
+              </w:rPr>
+              <w:t>10</w:t>
+            </w:r>
           </w:p>
         </w:tc>
         <w:tc>
@@ -7234,10 +8103,16 @@
               <w:jc w:val="center"/>
               <w:rPr>
                 <w:rFonts w:ascii="Book Antiqua" w:hAnsi="Book Antiqua"/>
-                <w:sz w:val="18"/>
-                <w:szCs w:val="18"/>
-              </w:rPr>
-            </w:pPr>
+                <w:sz w:val="20"/>
+              </w:rPr>
+            </w:pPr>
+            <w:r>
+              <w:rPr>
+                <w:rFonts w:ascii="Book Antiqua" w:hAnsi="Book Antiqua"/>
+                <w:sz w:val="20"/>
+              </w:rPr>
+              <w:t>Yes</w:t>
+            </w:r>
           </w:p>
         </w:tc>
         <w:tc>
@@ -7259,10 +8134,16 @@
               <w:jc w:val="center"/>
               <w:rPr>
                 <w:rFonts w:ascii="Book Antiqua" w:hAnsi="Book Antiqua"/>
-                <w:sz w:val="18"/>
-                <w:szCs w:val="18"/>
-              </w:rPr>
-            </w:pPr>
+                <w:sz w:val="20"/>
+              </w:rPr>
+            </w:pPr>
+            <w:r>
+              <w:rPr>
+                <w:rFonts w:ascii="Book Antiqua" w:hAnsi="Book Antiqua"/>
+                <w:sz w:val="20"/>
+              </w:rPr>
+              <w:t>Yes</w:t>
+            </w:r>
           </w:p>
         </w:tc>
       </w:tr>
@@ -7401,7 +8282,6 @@
                 <w:rFonts w:ascii="Bookman Old Style" w:hAnsi="Bookman Old Style"/>
                 <w:color w:val="000000" w:themeColor="text1"/>
                 <w:sz w:val="20"/>
-                <w:szCs w:val="24"/>
               </w:rPr>
             </w:pPr>
           </w:p>
@@ -7428,7 +8308,6 @@
                 <w:rFonts w:ascii="Bookman Old Style" w:hAnsi="Bookman Old Style"/>
                 <w:color w:val="000000" w:themeColor="text1"/>
                 <w:sz w:val="20"/>
-                <w:szCs w:val="24"/>
               </w:rPr>
             </w:pPr>
           </w:p>
@@ -7453,7 +8332,7 @@
               <w:jc w:val="center"/>
               <w:rPr>
                 <w:rFonts w:ascii="Bookman Old Style" w:hAnsi="Bookman Old Style"/>
-                <w:sz w:val="18"/>
+                <w:sz w:val="20"/>
               </w:rPr>
             </w:pPr>
           </w:p>
@@ -7478,7 +8357,7 @@
               <w:jc w:val="center"/>
               <w:rPr>
                 <w:rFonts w:ascii="Bookman Old Style" w:hAnsi="Bookman Old Style"/>
-                <w:sz w:val="18"/>
+                <w:sz w:val="20"/>
               </w:rPr>
             </w:pPr>
           </w:p>
@@ -7608,9 +8487,16 @@
                 <w:rFonts w:ascii="Bookman Old Style" w:hAnsi="Bookman Old Style"/>
                 <w:color w:val="000000" w:themeColor="text1"/>
                 <w:sz w:val="20"/>
-                <w:szCs w:val="24"/>
-              </w:rPr>
-            </w:pPr>
+              </w:rPr>
+            </w:pPr>
+            <w:r>
+              <w:rPr>
+                <w:rFonts w:ascii="Bookman Old Style" w:hAnsi="Bookman Old Style"/>
+                <w:color w:val="000000" w:themeColor="text1"/>
+                <w:sz w:val="20"/>
+              </w:rPr>
+              <w:t>10</w:t>
+            </w:r>
           </w:p>
         </w:tc>
         <w:tc>
@@ -7634,10 +8520,18 @@
                 <w:rFonts w:ascii="Bookman Old Style" w:hAnsi="Bookman Old Style"/>
                 <w:color w:val="000000" w:themeColor="text1"/>
                 <w:sz w:val="20"/>
-                <w:szCs w:val="24"/>
                 <w:lang w:bidi="ar-SA"/>
               </w:rPr>
             </w:pPr>
+            <w:r>
+              <w:rPr>
+                <w:rFonts w:ascii="Bookman Old Style" w:hAnsi="Bookman Old Style"/>
+                <w:color w:val="000000" w:themeColor="text1"/>
+                <w:sz w:val="20"/>
+                <w:lang w:bidi="ar-SA"/>
+              </w:rPr>
+              <w:t>10</w:t>
+            </w:r>
           </w:p>
         </w:tc>
         <w:tc>
@@ -7659,9 +8553,16 @@
               <w:jc w:val="center"/>
               <w:rPr>
                 <w:rFonts w:ascii="Bookman Old Style" w:hAnsi="Bookman Old Style"/>
-                <w:sz w:val="18"/>
-              </w:rPr>
-            </w:pPr>
+                <w:sz w:val="20"/>
+              </w:rPr>
+            </w:pPr>
+            <w:r>
+              <w:rPr>
+                <w:rFonts w:ascii="Bookman Old Style" w:hAnsi="Bookman Old Style"/>
+                <w:sz w:val="20"/>
+              </w:rPr>
+              <w:t>Yes</w:t>
+            </w:r>
           </w:p>
         </w:tc>
         <w:tc>
@@ -7683,9 +8584,16 @@
               <w:jc w:val="center"/>
               <w:rPr>
                 <w:rFonts w:ascii="Bookman Old Style" w:hAnsi="Bookman Old Style"/>
-                <w:sz w:val="18"/>
-              </w:rPr>
-            </w:pPr>
+                <w:sz w:val="20"/>
+              </w:rPr>
+            </w:pPr>
+            <w:r>
+              <w:rPr>
+                <w:rFonts w:ascii="Bookman Old Style" w:hAnsi="Bookman Old Style"/>
+                <w:sz w:val="20"/>
+              </w:rPr>
+              <w:t>Yes</w:t>
+            </w:r>
           </w:p>
         </w:tc>
       </w:tr>
@@ -7831,9 +8739,16 @@
                 <w:rFonts w:ascii="Bookman Old Style" w:hAnsi="Bookman Old Style"/>
                 <w:color w:val="000000" w:themeColor="text1"/>
                 <w:sz w:val="20"/>
-                <w:szCs w:val="24"/>
-              </w:rPr>
-            </w:pPr>
+              </w:rPr>
+            </w:pPr>
+            <w:r>
+              <w:rPr>
+                <w:rFonts w:ascii="Bookman Old Style" w:hAnsi="Bookman Old Style"/>
+                <w:color w:val="000000" w:themeColor="text1"/>
+                <w:sz w:val="20"/>
+              </w:rPr>
+              <w:t>10</w:t>
+            </w:r>
           </w:p>
         </w:tc>
         <w:tc>
@@ -7858,10 +8773,18 @@
                 <w:rFonts w:ascii="Bookman Old Style" w:hAnsi="Bookman Old Style"/>
                 <w:color w:val="000000" w:themeColor="text1"/>
                 <w:sz w:val="20"/>
-                <w:szCs w:val="24"/>
                 <w:lang w:bidi="ar-SA"/>
               </w:rPr>
             </w:pPr>
+            <w:r>
+              <w:rPr>
+                <w:rFonts w:ascii="Bookman Old Style" w:hAnsi="Bookman Old Style"/>
+                <w:color w:val="000000" w:themeColor="text1"/>
+                <w:sz w:val="20"/>
+                <w:lang w:bidi="ar-SA"/>
+              </w:rPr>
+              <w:t>10</w:t>
+            </w:r>
           </w:p>
         </w:tc>
         <w:tc>
@@ -7884,9 +8807,16 @@
               <w:jc w:val="center"/>
               <w:rPr>
                 <w:rFonts w:ascii="Bookman Old Style" w:hAnsi="Bookman Old Style"/>
-                <w:sz w:val="18"/>
-              </w:rPr>
-            </w:pPr>
+                <w:sz w:val="20"/>
+              </w:rPr>
+            </w:pPr>
+            <w:r>
+              <w:rPr>
+                <w:rFonts w:ascii="Bookman Old Style" w:hAnsi="Bookman Old Style"/>
+                <w:sz w:val="20"/>
+              </w:rPr>
+              <w:t>Yes</w:t>
+            </w:r>
           </w:p>
         </w:tc>
         <w:tc>
@@ -7909,9 +8839,16 @@
               <w:jc w:val="center"/>
               <w:rPr>
                 <w:rFonts w:ascii="Bookman Old Style" w:hAnsi="Bookman Old Style"/>
-                <w:sz w:val="18"/>
-              </w:rPr>
-            </w:pPr>
+                <w:sz w:val="20"/>
+              </w:rPr>
+            </w:pPr>
+            <w:r>
+              <w:rPr>
+                <w:rFonts w:ascii="Bookman Old Style" w:hAnsi="Bookman Old Style"/>
+                <w:sz w:val="20"/>
+              </w:rPr>
+              <w:t>Yes</w:t>
+            </w:r>
           </w:p>
         </w:tc>
       </w:tr>
@@ -8039,9 +8976,16 @@
                 <w:rFonts w:ascii="Bookman Old Style" w:hAnsi="Bookman Old Style"/>
                 <w:color w:val="000000" w:themeColor="text1"/>
                 <w:sz w:val="20"/>
-                <w:szCs w:val="24"/>
-              </w:rPr>
-            </w:pPr>
+              </w:rPr>
+            </w:pPr>
+            <w:r>
+              <w:rPr>
+                <w:rFonts w:ascii="Bookman Old Style" w:hAnsi="Bookman Old Style"/>
+                <w:color w:val="000000" w:themeColor="text1"/>
+                <w:sz w:val="20"/>
+              </w:rPr>
+              <w:t>10</w:t>
+            </w:r>
           </w:p>
         </w:tc>
         <w:tc>
@@ -8066,9 +9010,16 @@
                 <w:rFonts w:ascii="Bookman Old Style" w:hAnsi="Bookman Old Style"/>
                 <w:color w:val="000000" w:themeColor="text1"/>
                 <w:sz w:val="20"/>
-                <w:szCs w:val="24"/>
-              </w:rPr>
-            </w:pPr>
+              </w:rPr>
+            </w:pPr>
+            <w:r>
+              <w:rPr>
+                <w:rFonts w:ascii="Bookman Old Style" w:hAnsi="Bookman Old Style"/>
+                <w:color w:val="000000" w:themeColor="text1"/>
+                <w:sz w:val="20"/>
+              </w:rPr>
+              <w:t>10</w:t>
+            </w:r>
           </w:p>
         </w:tc>
         <w:tc>
@@ -8091,9 +9042,16 @@
               <w:jc w:val="center"/>
               <w:rPr>
                 <w:rFonts w:ascii="Bookman Old Style" w:hAnsi="Bookman Old Style"/>
-                <w:sz w:val="18"/>
-              </w:rPr>
-            </w:pPr>
+                <w:sz w:val="20"/>
+              </w:rPr>
+            </w:pPr>
+            <w:r>
+              <w:rPr>
+                <w:rFonts w:ascii="Bookman Old Style" w:hAnsi="Bookman Old Style"/>
+                <w:sz w:val="20"/>
+              </w:rPr>
+              <w:t>Yes</w:t>
+            </w:r>
           </w:p>
         </w:tc>
         <w:tc>
@@ -8116,9 +9074,16 @@
               <w:jc w:val="center"/>
               <w:rPr>
                 <w:rFonts w:ascii="Bookman Old Style" w:hAnsi="Bookman Old Style"/>
-                <w:sz w:val="18"/>
-              </w:rPr>
-            </w:pPr>
+                <w:sz w:val="20"/>
+              </w:rPr>
+            </w:pPr>
+            <w:r>
+              <w:rPr>
+                <w:rFonts w:ascii="Bookman Old Style" w:hAnsi="Bookman Old Style"/>
+                <w:sz w:val="20"/>
+              </w:rPr>
+              <w:t>Yes</w:t>
+            </w:r>
           </w:p>
         </w:tc>
       </w:tr>
@@ -12987,10 +13952,6 @@
 </file>
 
 <file path=customXml/item1.xml><?xml version="1.0" encoding="utf-8"?>
-<b:Sources xmlns:b="http://schemas.openxmlformats.org/officeDocument/2006/bibliography" xmlns="http://schemas.openxmlformats.org/officeDocument/2006/bibliography" SelectedStyle="\APASixthEditionOfficeOnline.xsl" StyleName="APA" Version="6"/>
-</file>
-
-<file path=customXml/item2.xml><?xml version="1.0" encoding="utf-8"?>
 <ct:contentTypeSchema xmlns:ct="http://schemas.microsoft.com/office/2006/metadata/contentType" xmlns:ma="http://schemas.microsoft.com/office/2006/metadata/properties/metaAttributes" ct:_="" ma:_="" ma:contentTypeName="Document" ma:contentTypeID="0x010100FA9B26620BEE7741BFF5E3F11392B230" ma:contentTypeVersion="13" ma:contentTypeDescription="Create a new document." ma:contentTypeScope="" ma:versionID="135a2a34de808c2101250bed7a6a78be">
   <xsd:schema xmlns:xsd="http://www.w3.org/2001/XMLSchema" xmlns:xs="http://www.w3.org/2001/XMLSchema" xmlns:p="http://schemas.microsoft.com/office/2006/metadata/properties" xmlns:ns3="45a078ab-2b61-43b1-ba8b-b70fa7077f3e" targetNamespace="http://schemas.microsoft.com/office/2006/metadata/properties" ma:root="true" ma:fieldsID="9075ab4ac7e9378722fc682dfe4d4edf" ns3:_="">
     <xsd:import namespace="45a078ab-2b61-43b1-ba8b-b70fa7077f3e"/>
@@ -13192,7 +14153,7 @@
 </ct:contentTypeSchema>
 </file>
 
-<file path=customXml/item3.xml><?xml version="1.0" encoding="utf-8"?>
+<file path=customXml/item2.xml><?xml version="1.0" encoding="utf-8"?>
 <?mso-contentType ?>
 <FormTemplates xmlns="http://schemas.microsoft.com/sharepoint/v3/contenttype/forms">
   <Display>DocumentLibraryForm</Display>
@@ -13201,7 +14162,7 @@
 </FormTemplates>
 </file>
 
-<file path=customXml/item4.xml><?xml version="1.0" encoding="utf-8"?>
+<file path=customXml/item3.xml><?xml version="1.0" encoding="utf-8"?>
 <p:properties xmlns:p="http://schemas.microsoft.com/office/2006/metadata/properties" xmlns:xsi="http://www.w3.org/2001/XMLSchema-instance" xmlns:pc="http://schemas.microsoft.com/office/infopath/2007/PartnerControls">
   <documentManagement>
     <_activity xmlns="45a078ab-2b61-43b1-ba8b-b70fa7077f3e" xsi:nil="true"/>
@@ -13209,15 +14170,11 @@
 </p:properties>
 </file>
 
-<file path=customXml/itemProps1.xml><?xml version="1.0" encoding="utf-8"?>
-<ds:datastoreItem xmlns:ds="http://schemas.openxmlformats.org/officeDocument/2006/customXml" ds:itemID="{DA93BAAA-787A-4B1D-8ACB-D9B8FA587F1B}">
-  <ds:schemaRefs>
-    <ds:schemaRef ds:uri="http://schemas.openxmlformats.org/officeDocument/2006/bibliography"/>
-  </ds:schemaRefs>
-</ds:datastoreItem>
+<file path=customXml/item4.xml><?xml version="1.0" encoding="utf-8"?>
+<b:Sources xmlns:b="http://schemas.openxmlformats.org/officeDocument/2006/bibliography" xmlns="http://schemas.openxmlformats.org/officeDocument/2006/bibliography" SelectedStyle="\APASixthEditionOfficeOnline.xsl" StyleName="APA" Version="6"/>
 </file>
 
-<file path=customXml/itemProps2.xml><?xml version="1.0" encoding="utf-8"?>
+<file path=customXml/itemProps1.xml><?xml version="1.0" encoding="utf-8"?>
 <ds:datastoreItem xmlns:ds="http://schemas.openxmlformats.org/officeDocument/2006/customXml" ds:itemID="{A938007B-0869-4958-8BF8-8B697823355B}">
   <ds:schemaRefs>
     <ds:schemaRef ds:uri="http://schemas.microsoft.com/office/2006/metadata/contentType"/>
@@ -13235,7 +14192,7 @@
 </ds:datastoreItem>
 </file>
 
-<file path=customXml/itemProps3.xml><?xml version="1.0" encoding="utf-8"?>
+<file path=customXml/itemProps2.xml><?xml version="1.0" encoding="utf-8"?>
 <ds:datastoreItem xmlns:ds="http://schemas.openxmlformats.org/officeDocument/2006/customXml" ds:itemID="{0E0F6021-A207-44F2-A96B-E3F12C5AAD82}">
   <ds:schemaRefs>
     <ds:schemaRef ds:uri="http://schemas.microsoft.com/sharepoint/v3/contenttype/forms"/>
@@ -13243,7 +14200,7 @@
 </ds:datastoreItem>
 </file>
 
-<file path=customXml/itemProps4.xml><?xml version="1.0" encoding="utf-8"?>
+<file path=customXml/itemProps3.xml><?xml version="1.0" encoding="utf-8"?>
 <ds:datastoreItem xmlns:ds="http://schemas.openxmlformats.org/officeDocument/2006/customXml" ds:itemID="{4CD6DF33-1736-4CBB-A6D5-DEA2C54EB479}">
   <ds:schemaRefs>
     <ds:schemaRef ds:uri="http://schemas.microsoft.com/office/2006/metadata/properties"/>
@@ -13251,4 +14208,12 @@
     <ds:schemaRef ds:uri="45a078ab-2b61-43b1-ba8b-b70fa7077f3e"/>
   </ds:schemaRefs>
 </ds:datastoreItem>
+</file>
+
+<file path=customXml/itemProps4.xml><?xml version="1.0" encoding="utf-8"?>
+<ds:datastoreItem xmlns:ds="http://schemas.openxmlformats.org/officeDocument/2006/customXml" ds:itemID="{DA93BAAA-787A-4B1D-8ACB-D9B8FA587F1B}">
+  <ds:schemaRefs>
+    <ds:schemaRef ds:uri="http://schemas.openxmlformats.org/officeDocument/2006/bibliography"/>
+  </ds:schemaRefs>
+</ds:datastoreItem>
 </file>